--- a/assets/docs/lop4/Tin hoc - Lop 4.docx
+++ b/assets/docs/lop4/Tin hoc - Lop 4.docx
@@ -637,6 +637,7 @@
               <w:bottom w:val="single" w:sz="8" w:space="0" w:color="000000"/>
             </w:tcBorders>
             <w:vAlign w:val="center"/>
+            <w:vMerge w:val="restart"/>
           </w:tcPr>
           <w:p>
             <w:pPr>
@@ -715,7 +716,20 @@
                 <w:rFonts w:ascii="Times New Roman" w:hAnsi="Times New Roman" w:eastAsia="Times New Roman"/>
                 <w:sz w:val="17"/>
               </w:rPr>
-              <w:t xml:space="preserve">NLS-AT (Cơ bản 2): chỉ dùng phần mềm, tư liệu khi được phép; tôn trọng bản quyền.</w:t>
+              <w:t xml:space="preserve">NLS-AT (Cơ bản 2): 4.1.CB2a: Nhận biết được cách bảo vệ thiết bị và nội dung số một cách đơn giản (Bảo quản phần cứng, phần mềm).</w:t>
+            </w:r>
+          </w:p>
+          <w:p>
+            <w:pPr>
+              <w:spacing w:after="0" w:line="240" w:lineRule="auto"/>
+              <w:jc w:val="left"/>
+            </w:pPr>
+            <w:r>
+              <w:rPr>
+                <w:rFonts w:ascii="Times New Roman" w:hAnsi="Times New Roman" w:eastAsia="Times New Roman"/>
+                <w:sz w:val="17"/>
+              </w:rPr>
+              <w:t xml:space="preserve">NLS-GQVĐ (Cơ bản 2): 5.1.CB2a: Xác định được các vấn đề kỹ thuật đơn giản khi vận hành thiết bị và sử dụng môi trường số.</w:t>
             </w:r>
           </w:p>
         </w:tc>
@@ -772,19 +786,13 @@
               <w:bottom w:val="single" w:sz="8" w:space="0" w:color="000000"/>
             </w:tcBorders>
             <w:vAlign w:val="center"/>
-          </w:tcPr>
-          <w:p>
-            <w:pPr>
-              <w:spacing w:after="0" w:line="240" w:lineRule="auto"/>
-              <w:jc w:val="left"/>
-            </w:pPr>
-            <w:r>
-              <w:rPr>
-                <w:rFonts w:ascii="Times New Roman" w:hAnsi="Times New Roman" w:eastAsia="Times New Roman"/>
-                <w:sz w:val="18"/>
-              </w:rPr>
-              <w:t xml:space="preserve"/>
-            </w:r>
+            <w:vMerge/>
+          </w:tcPr>
+          <w:p>
+            <w:pPr>
+              <w:spacing w:after="0" w:line="240" w:lineRule="auto"/>
+              <w:jc w:val="left"/>
+            </w:pPr>
           </w:p>
         </w:tc>
         <w:tc>
@@ -849,7 +857,20 @@
                 <w:rFonts w:ascii="Times New Roman" w:hAnsi="Times New Roman" w:eastAsia="Times New Roman"/>
                 <w:sz w:val="17"/>
               </w:rPr>
-              <w:t xml:space="preserve"/>
+              <w:t xml:space="preserve">NLS-AT (Cơ bản 2): 4.1.CB2a: Nhận biết được cách bảo vệ thiết bị và nội dung số một cách đơn giản (Bảo quản phần cứng, phần mềm).</w:t>
+            </w:r>
+          </w:p>
+          <w:p>
+            <w:pPr>
+              <w:spacing w:after="0" w:line="240" w:lineRule="auto"/>
+              <w:jc w:val="left"/>
+            </w:pPr>
+            <w:r>
+              <w:rPr>
+                <w:rFonts w:ascii="Times New Roman" w:hAnsi="Times New Roman" w:eastAsia="Times New Roman"/>
+                <w:sz w:val="17"/>
+              </w:rPr>
+              <w:t xml:space="preserve">NLS-GQVĐ (Cơ bản 2): 5.1.CB2a: Xác định được các vấn đề kỹ thuật đơn giản khi vận hành thiết bị và sử dụng môi trường số.</w:t>
             </w:r>
           </w:p>
         </w:tc>
@@ -906,19 +927,13 @@
               <w:bottom w:val="single" w:sz="8" w:space="0" w:color="000000"/>
             </w:tcBorders>
             <w:vAlign w:val="center"/>
-          </w:tcPr>
-          <w:p>
-            <w:pPr>
-              <w:spacing w:after="0" w:line="240" w:lineRule="auto"/>
-              <w:jc w:val="left"/>
-            </w:pPr>
-            <w:r>
-              <w:rPr>
-                <w:rFonts w:ascii="Times New Roman" w:hAnsi="Times New Roman" w:eastAsia="Times New Roman"/>
-                <w:sz w:val="18"/>
-              </w:rPr>
-              <w:t xml:space="preserve"/>
-            </w:r>
+            <w:vMerge/>
+          </w:tcPr>
+          <w:p>
+            <w:pPr>
+              <w:spacing w:after="0" w:line="240" w:lineRule="auto"/>
+              <w:jc w:val="left"/>
+            </w:pPr>
           </w:p>
         </w:tc>
         <w:tc>
@@ -983,7 +998,7 @@
                 <w:rFonts w:ascii="Times New Roman" w:hAnsi="Times New Roman" w:eastAsia="Times New Roman"/>
                 <w:sz w:val="17"/>
               </w:rPr>
-              <w:t xml:space="preserve"/>
+              <w:t xml:space="preserve">NLS-AT (Cơ bản 2): 4.3.CB2a: Phân biệt được các cách thức đơn giản để tránh rủi ro và đe dọa đến sức khỏe thể chất và tinh thần khi sử dụng công nghệ số (Tư thế, thói quen gõ phím).</w:t>
             </w:r>
           </w:p>
         </w:tc>
@@ -1040,19 +1055,13 @@
               <w:bottom w:val="single" w:sz="8" w:space="0" w:color="000000"/>
             </w:tcBorders>
             <w:vAlign w:val="center"/>
-          </w:tcPr>
-          <w:p>
-            <w:pPr>
-              <w:spacing w:after="0" w:line="240" w:lineRule="auto"/>
-              <w:jc w:val="left"/>
-            </w:pPr>
-            <w:r>
-              <w:rPr>
-                <w:rFonts w:ascii="Times New Roman" w:hAnsi="Times New Roman" w:eastAsia="Times New Roman"/>
-                <w:sz w:val="18"/>
-              </w:rPr>
-              <w:t xml:space="preserve"/>
-            </w:r>
+            <w:vMerge/>
+          </w:tcPr>
+          <w:p>
+            <w:pPr>
+              <w:spacing w:after="0" w:line="240" w:lineRule="auto"/>
+              <w:jc w:val="left"/>
+            </w:pPr>
           </w:p>
         </w:tc>
         <w:tc>
@@ -1117,7 +1126,7 @@
                 <w:rFonts w:ascii="Times New Roman" w:hAnsi="Times New Roman" w:eastAsia="Times New Roman"/>
                 <w:sz w:val="17"/>
               </w:rPr>
-              <w:t xml:space="preserve"/>
+              <w:t xml:space="preserve">NLS-AT (Cơ bản 2): 4.3.CB2a: Phân biệt được các cách thức đơn giản để tránh rủi ro và đe dọa đến sức khỏe thể chất và tinh thần khi sử dụng công nghệ số (Tư thế, thói quen gõ phím).</w:t>
             </w:r>
           </w:p>
         </w:tc>
@@ -1174,6 +1183,7 @@
               <w:bottom w:val="single" w:sz="8" w:space="0" w:color="000000"/>
             </w:tcBorders>
             <w:vAlign w:val="center"/>
+            <w:vMerge w:val="restart"/>
           </w:tcPr>
           <w:p>
             <w:pPr>
@@ -1252,7 +1262,20 @@
                 <w:rFonts w:ascii="Times New Roman" w:hAnsi="Times New Roman" w:eastAsia="Times New Roman"/>
                 <w:sz w:val="17"/>
               </w:rPr>
-              <w:t xml:space="preserve">NLS-KT (Cơ bản 2): thực hành tìm và chọn lọc thông tin; kiểm tra nguồn trước khi dùng.</w:t>
+              <w:t xml:space="preserve">NLS-KT (Cơ bản 2): CB2b: Tìm được dữ liệu, thông tin và nội dung thông qua tìm kiếm đơn giản trong môi trường số.</w:t>
+            </w:r>
+          </w:p>
+          <w:p>
+            <w:pPr>
+              <w:spacing w:after="0" w:line="240" w:lineRule="auto"/>
+              <w:jc w:val="left"/>
+            </w:pPr>
+            <w:r>
+              <w:rPr>
+                <w:rFonts w:ascii="Times New Roman" w:hAnsi="Times New Roman" w:eastAsia="Times New Roman"/>
+                <w:sz w:val="17"/>
+              </w:rPr>
+              <w:t xml:space="preserve">NLS-KT (Cơ bản 2): 1.2.CB2a: Phát hiện được độ tin cậy và độ chính xác của các nguồn chung của dữ liệu, thông tin và nội dung số.</w:t>
             </w:r>
           </w:p>
         </w:tc>
@@ -1309,19 +1332,13 @@
               <w:bottom w:val="single" w:sz="8" w:space="0" w:color="000000"/>
             </w:tcBorders>
             <w:vAlign w:val="center"/>
-          </w:tcPr>
-          <w:p>
-            <w:pPr>
-              <w:spacing w:after="0" w:line="240" w:lineRule="auto"/>
-              <w:jc w:val="left"/>
-            </w:pPr>
-            <w:r>
-              <w:rPr>
-                <w:rFonts w:ascii="Times New Roman" w:hAnsi="Times New Roman" w:eastAsia="Times New Roman"/>
-                <w:sz w:val="18"/>
-              </w:rPr>
-              <w:t xml:space="preserve"/>
-            </w:r>
+            <w:vMerge/>
+          </w:tcPr>
+          <w:p>
+            <w:pPr>
+              <w:spacing w:after="0" w:line="240" w:lineRule="auto"/>
+              <w:jc w:val="left"/>
+            </w:pPr>
           </w:p>
         </w:tc>
         <w:tc>
@@ -1386,7 +1403,20 @@
                 <w:rFonts w:ascii="Times New Roman" w:hAnsi="Times New Roman" w:eastAsia="Times New Roman"/>
                 <w:sz w:val="17"/>
               </w:rPr>
-              <w:t xml:space="preserve">NLS-KT (Cơ bản 2): thực hành tìm và chọn lọc thông tin; kiểm tra nguồn trước khi dùng.</w:t>
+              <w:t xml:space="preserve">NLS-KT (Cơ bản 2): CB2b: Tìm được dữ liệu, thông tin và nội dung thông qua tìm kiếm đơn giản trong môi trường số.</w:t>
+            </w:r>
+          </w:p>
+          <w:p>
+            <w:pPr>
+              <w:spacing w:after="0" w:line="240" w:lineRule="auto"/>
+              <w:jc w:val="left"/>
+            </w:pPr>
+            <w:r>
+              <w:rPr>
+                <w:rFonts w:ascii="Times New Roman" w:hAnsi="Times New Roman" w:eastAsia="Times New Roman"/>
+                <w:sz w:val="17"/>
+              </w:rPr>
+              <w:t xml:space="preserve">NLS-KT (Cơ bản 2): 1.2.CB2a: Phát hiện được độ tin cậy và độ chính xác của các nguồn chung của dữ liệu, thông tin và nội dung số.</w:t>
             </w:r>
           </w:p>
         </w:tc>
@@ -1443,19 +1473,13 @@
               <w:bottom w:val="single" w:sz="8" w:space="0" w:color="000000"/>
             </w:tcBorders>
             <w:vAlign w:val="center"/>
-          </w:tcPr>
-          <w:p>
-            <w:pPr>
-              <w:spacing w:after="0" w:line="240" w:lineRule="auto"/>
-              <w:jc w:val="left"/>
-            </w:pPr>
-            <w:r>
-              <w:rPr>
-                <w:rFonts w:ascii="Times New Roman" w:hAnsi="Times New Roman" w:eastAsia="Times New Roman"/>
-                <w:sz w:val="18"/>
-              </w:rPr>
-              <w:t xml:space="preserve"/>
-            </w:r>
+            <w:vMerge/>
+          </w:tcPr>
+          <w:p>
+            <w:pPr>
+              <w:spacing w:after="0" w:line="240" w:lineRule="auto"/>
+              <w:jc w:val="left"/>
+            </w:pPr>
           </w:p>
         </w:tc>
         <w:tc>
@@ -1520,7 +1544,20 @@
                 <w:rFonts w:ascii="Times New Roman" w:hAnsi="Times New Roman" w:eastAsia="Times New Roman"/>
                 <w:sz w:val="17"/>
               </w:rPr>
-              <w:t xml:space="preserve">NLS-KT (Cơ bản 2): thực hành tìm và chọn lọc thông tin; kiểm tra nguồn trước khi dùng.</w:t>
+              <w:t xml:space="preserve">NLS-KT (Cơ bản 2): CB2b: Tìm được dữ liệu, thông tin và nội dung thông qua tìm kiếm đơn giản trong môi trường số.</w:t>
+            </w:r>
+          </w:p>
+          <w:p>
+            <w:pPr>
+              <w:spacing w:after="0" w:line="240" w:lineRule="auto"/>
+              <w:jc w:val="left"/>
+            </w:pPr>
+            <w:r>
+              <w:rPr>
+                <w:rFonts w:ascii="Times New Roman" w:hAnsi="Times New Roman" w:eastAsia="Times New Roman"/>
+                <w:sz w:val="17"/>
+              </w:rPr>
+              <w:t xml:space="preserve">NLS-KT (Cơ bản 2): 1.1.CB2d: Xác định được các chiến lược tìm kiếm đơn giản.</w:t>
             </w:r>
           </w:p>
         </w:tc>
@@ -1577,19 +1614,13 @@
               <w:bottom w:val="single" w:sz="8" w:space="0" w:color="000000"/>
             </w:tcBorders>
             <w:vAlign w:val="center"/>
-          </w:tcPr>
-          <w:p>
-            <w:pPr>
-              <w:spacing w:after="0" w:line="240" w:lineRule="auto"/>
-              <w:jc w:val="left"/>
-            </w:pPr>
-            <w:r>
-              <w:rPr>
-                <w:rFonts w:ascii="Times New Roman" w:hAnsi="Times New Roman" w:eastAsia="Times New Roman"/>
-                <w:sz w:val="18"/>
-              </w:rPr>
-              <w:t xml:space="preserve"/>
-            </w:r>
+            <w:vMerge/>
+          </w:tcPr>
+          <w:p>
+            <w:pPr>
+              <w:spacing w:after="0" w:line="240" w:lineRule="auto"/>
+              <w:jc w:val="left"/>
+            </w:pPr>
           </w:p>
         </w:tc>
         <w:tc>
@@ -1654,7 +1685,20 @@
                 <w:rFonts w:ascii="Times New Roman" w:hAnsi="Times New Roman" w:eastAsia="Times New Roman"/>
                 <w:sz w:val="17"/>
               </w:rPr>
-              <w:t xml:space="preserve">NLS-KT (Cơ bản 2): thực hành tìm và chọn lọc thông tin; kiểm tra nguồn trước khi dùng.</w:t>
+              <w:t xml:space="preserve">NLS-KT (Cơ bản 2): CB2b: Tìm được dữ liệu, thông tin và nội dung thông qua tìm kiếm đơn giản trong môi trường số.</w:t>
+            </w:r>
+          </w:p>
+          <w:p>
+            <w:pPr>
+              <w:spacing w:after="0" w:line="240" w:lineRule="auto"/>
+              <w:jc w:val="left"/>
+            </w:pPr>
+            <w:r>
+              <w:rPr>
+                <w:rFonts w:ascii="Times New Roman" w:hAnsi="Times New Roman" w:eastAsia="Times New Roman"/>
+                <w:sz w:val="17"/>
+              </w:rPr>
+              <w:t xml:space="preserve">NLS-KT (Cơ bản 2): 1.1.CB2d: Xác định được các chiến lược tìm kiếm đơn giản.</w:t>
             </w:r>
           </w:p>
         </w:tc>
@@ -1711,6 +1755,7 @@
               <w:bottom w:val="single" w:sz="8" w:space="0" w:color="000000"/>
             </w:tcBorders>
             <w:vAlign w:val="center"/>
+            <w:vMerge w:val="restart"/>
           </w:tcPr>
           <w:p>
             <w:pPr>
@@ -1789,7 +1834,7 @@
                 <w:rFonts w:ascii="Times New Roman" w:hAnsi="Times New Roman" w:eastAsia="Times New Roman"/>
                 <w:sz w:val="17"/>
               </w:rPr>
-              <w:t xml:space="preserve">NLS-KT (Cơ bản 2): đặt tên tệp, sắp xếp thư mục khoa học để tìm lại được.</w:t>
+              <w:t xml:space="preserve">NLS-KT (Cơ bản 2): 1.3.CB2a: Tổ chức, lưu trữ và truy xuất dữ liệu, thông tin và nội dung một cách đơn giản trong môi trường số.</w:t>
             </w:r>
           </w:p>
         </w:tc>
@@ -1846,19 +1891,13 @@
               <w:bottom w:val="single" w:sz="8" w:space="0" w:color="000000"/>
             </w:tcBorders>
             <w:vAlign w:val="center"/>
-          </w:tcPr>
-          <w:p>
-            <w:pPr>
-              <w:spacing w:after="0" w:line="240" w:lineRule="auto"/>
-              <w:jc w:val="left"/>
-            </w:pPr>
-            <w:r>
-              <w:rPr>
-                <w:rFonts w:ascii="Times New Roman" w:hAnsi="Times New Roman" w:eastAsia="Times New Roman"/>
-                <w:sz w:val="18"/>
-              </w:rPr>
-              <w:t xml:space="preserve"/>
-            </w:r>
+            <w:vMerge/>
+          </w:tcPr>
+          <w:p>
+            <w:pPr>
+              <w:spacing w:after="0" w:line="240" w:lineRule="auto"/>
+              <w:jc w:val="left"/>
+            </w:pPr>
           </w:p>
         </w:tc>
         <w:tc>
@@ -1923,7 +1962,7 @@
                 <w:rFonts w:ascii="Times New Roman" w:hAnsi="Times New Roman" w:eastAsia="Times New Roman"/>
                 <w:sz w:val="17"/>
               </w:rPr>
-              <w:t xml:space="preserve">NLS-KT (Cơ bản 2): đặt tên tệp, sắp xếp thư mục khoa học để tìm lại được.</w:t>
+              <w:t xml:space="preserve">NLS-KT (Cơ bản 2): 1.3.CB2a: Tổ chức, lưu trữ và truy xuất dữ liệu, thông tin và nội dung một cách đơn giản trong môi trường số.</w:t>
             </w:r>
           </w:p>
         </w:tc>
@@ -1980,6 +2019,7 @@
               <w:bottom w:val="single" w:sz="8" w:space="0" w:color="000000"/>
             </w:tcBorders>
             <w:vAlign w:val="center"/>
+            <w:vMerge w:val="restart"/>
           </w:tcPr>
           <w:p>
             <w:pPr>
@@ -2058,7 +2098,20 @@
                 <w:rFonts w:ascii="Times New Roman" w:hAnsi="Times New Roman" w:eastAsia="Times New Roman"/>
                 <w:sz w:val="17"/>
               </w:rPr>
-              <w:t xml:space="preserve">NLS-AT (Cơ bản 2): chỉ dùng phần mềm, tư liệu khi được phép; tôn trọng bản quyền.</w:t>
+              <w:t xml:space="preserve">NLS-AT (Cơ bản 2): 4.1.CB2c: Tuân theo được các biện pháp an toàn và bảo mật đơn giản (Liên quan đến bản quyền và sử dụng hợp pháp).</w:t>
+            </w:r>
+          </w:p>
+          <w:p>
+            <w:pPr>
+              <w:spacing w:after="0" w:line="240" w:lineRule="auto"/>
+              <w:jc w:val="left"/>
+            </w:pPr>
+            <w:r>
+              <w:rPr>
+                <w:rFonts w:ascii="Times New Roman" w:hAnsi="Times New Roman" w:eastAsia="Times New Roman"/>
+                <w:sz w:val="17"/>
+              </w:rPr>
+              <w:t xml:space="preserve">NLS-AT (Cơ bản 2): 4.4.CB2c: Nhận biết được bản quyền đối với các nội dung và dữ liệu số.</w:t>
             </w:r>
           </w:p>
         </w:tc>
@@ -2115,6 +2168,7 @@
               <w:bottom w:val="single" w:sz="8" w:space="0" w:color="000000"/>
             </w:tcBorders>
             <w:vAlign w:val="center"/>
+            <w:vMerge w:val="restart"/>
           </w:tcPr>
           <w:p>
             <w:pPr>
@@ -2193,7 +2247,7 @@
                 <w:rFonts w:ascii="Times New Roman" w:hAnsi="Times New Roman" w:eastAsia="Times New Roman"/>
                 <w:sz w:val="17"/>
               </w:rPr>
-              <w:t xml:space="preserve">NLS-ST (Cơ bản 2): tạo sản phẩm số của riêng em; ghi nguồn nếu dùng hình ảnh của người khác.</w:t>
+              <w:t xml:space="preserve">NLS-ST (Cơ bản 2): 3.1.CB2a: Xác định được các cách tạo và chỉnh sửa nội dung đơn giản ở các định dạng đơn giản.</w:t>
             </w:r>
           </w:p>
         </w:tc>
@@ -2250,19 +2304,13 @@
               <w:bottom w:val="single" w:sz="8" w:space="0" w:color="000000"/>
             </w:tcBorders>
             <w:vAlign w:val="center"/>
-          </w:tcPr>
-          <w:p>
-            <w:pPr>
-              <w:spacing w:after="0" w:line="240" w:lineRule="auto"/>
-              <w:jc w:val="left"/>
-            </w:pPr>
-            <w:r>
-              <w:rPr>
-                <w:rFonts w:ascii="Times New Roman" w:hAnsi="Times New Roman" w:eastAsia="Times New Roman"/>
-                <w:sz w:val="18"/>
-              </w:rPr>
-              <w:t xml:space="preserve"/>
-            </w:r>
+            <w:vMerge/>
+          </w:tcPr>
+          <w:p>
+            <w:pPr>
+              <w:spacing w:after="0" w:line="240" w:lineRule="auto"/>
+              <w:jc w:val="left"/>
+            </w:pPr>
           </w:p>
         </w:tc>
         <w:tc>
@@ -2327,7 +2375,7 @@
                 <w:rFonts w:ascii="Times New Roman" w:hAnsi="Times New Roman" w:eastAsia="Times New Roman"/>
                 <w:sz w:val="17"/>
               </w:rPr>
-              <w:t xml:space="preserve">NLS-ST (Cơ bản 2): tạo sản phẩm số của riêng em; ghi nguồn nếu dùng hình ảnh của người khác.</w:t>
+              <w:t xml:space="preserve">NLS-ST (Cơ bản 2): 3.1.CB2a: Xác định được các cách tạo và chỉnh sửa nội dung đơn giản ở các định dạng đơn giản.</w:t>
             </w:r>
           </w:p>
         </w:tc>
@@ -2384,19 +2432,13 @@
               <w:bottom w:val="single" w:sz="8" w:space="0" w:color="000000"/>
             </w:tcBorders>
             <w:vAlign w:val="center"/>
-          </w:tcPr>
-          <w:p>
-            <w:pPr>
-              <w:spacing w:after="0" w:line="240" w:lineRule="auto"/>
-              <w:jc w:val="left"/>
-            </w:pPr>
-            <w:r>
-              <w:rPr>
-                <w:rFonts w:ascii="Times New Roman" w:hAnsi="Times New Roman" w:eastAsia="Times New Roman"/>
-                <w:sz w:val="18"/>
-              </w:rPr>
-              <w:t xml:space="preserve"/>
-            </w:r>
+            <w:vMerge/>
+          </w:tcPr>
+          <w:p>
+            <w:pPr>
+              <w:spacing w:after="0" w:line="240" w:lineRule="auto"/>
+              <w:jc w:val="left"/>
+            </w:pPr>
           </w:p>
         </w:tc>
         <w:tc>
@@ -2461,7 +2503,7 @@
                 <w:rFonts w:ascii="Times New Roman" w:hAnsi="Times New Roman" w:eastAsia="Times New Roman"/>
                 <w:sz w:val="17"/>
               </w:rPr>
-              <w:t xml:space="preserve">NLS-ST (Cơ bản 2): tạo sản phẩm số của riêng em; ghi nguồn nếu dùng hình ảnh của người khác.</w:t>
+              <w:t xml:space="preserve">NLS-ST (Cơ bản 2): 3.1.CB2a: Xác định được các cách tạo và chỉnh sửa nội dung đơn giản ở các định dạng đơn giản.</w:t>
             </w:r>
           </w:p>
         </w:tc>
@@ -2518,19 +2560,13 @@
               <w:bottom w:val="single" w:sz="8" w:space="0" w:color="000000"/>
             </w:tcBorders>
             <w:vAlign w:val="center"/>
-          </w:tcPr>
-          <w:p>
-            <w:pPr>
-              <w:spacing w:after="0" w:line="240" w:lineRule="auto"/>
-              <w:jc w:val="left"/>
-            </w:pPr>
-            <w:r>
-              <w:rPr>
-                <w:rFonts w:ascii="Times New Roman" w:hAnsi="Times New Roman" w:eastAsia="Times New Roman"/>
-                <w:sz w:val="18"/>
-              </w:rPr>
-              <w:t xml:space="preserve"/>
-            </w:r>
+            <w:vMerge/>
+          </w:tcPr>
+          <w:p>
+            <w:pPr>
+              <w:spacing w:after="0" w:line="240" w:lineRule="auto"/>
+              <w:jc w:val="left"/>
+            </w:pPr>
           </w:p>
         </w:tc>
         <w:tc>
@@ -2595,7 +2631,7 @@
                 <w:rFonts w:ascii="Times New Roman" w:hAnsi="Times New Roman" w:eastAsia="Times New Roman"/>
                 <w:sz w:val="17"/>
               </w:rPr>
-              <w:t xml:space="preserve">NLS-ST (Cơ bản 2): tạo sản phẩm số của riêng em; ghi nguồn nếu dùng hình ảnh của người khác.</w:t>
+              <w:t xml:space="preserve">NLS-ST (Cơ bản 2): 3.1.CB2a: Xác định được các cách tạo và chỉnh sửa nội dung đơn giản ở các định dạng đơn giản.</w:t>
             </w:r>
           </w:p>
         </w:tc>
@@ -2652,19 +2688,13 @@
               <w:bottom w:val="single" w:sz="8" w:space="0" w:color="000000"/>
             </w:tcBorders>
             <w:vAlign w:val="center"/>
-          </w:tcPr>
-          <w:p>
-            <w:pPr>
-              <w:spacing w:after="0" w:line="240" w:lineRule="auto"/>
-              <w:jc w:val="left"/>
-            </w:pPr>
-            <w:r>
-              <w:rPr>
-                <w:rFonts w:ascii="Times New Roman" w:hAnsi="Times New Roman" w:eastAsia="Times New Roman"/>
-                <w:sz w:val="18"/>
-              </w:rPr>
-              <w:t xml:space="preserve"/>
-            </w:r>
+            <w:vMerge/>
+          </w:tcPr>
+          <w:p>
+            <w:pPr>
+              <w:spacing w:after="0" w:line="240" w:lineRule="auto"/>
+              <w:jc w:val="left"/>
+            </w:pPr>
           </w:p>
         </w:tc>
         <w:tc>
@@ -2729,7 +2759,7 @@
                 <w:rFonts w:ascii="Times New Roman" w:hAnsi="Times New Roman" w:eastAsia="Times New Roman"/>
                 <w:sz w:val="17"/>
               </w:rPr>
-              <w:t xml:space="preserve"/>
+              <w:t xml:space="preserve">NLS-ST (Cơ bản 2): 3.1.CB2b: Chọn được cách thể hiện bản thân thông qua việc tạo ra các nội dung số đơn giản.</w:t>
             </w:r>
           </w:p>
         </w:tc>
@@ -2786,6 +2816,7 @@
               <w:bottom w:val="single" w:sz="8" w:space="0" w:color="000000"/>
             </w:tcBorders>
             <w:vAlign w:val="center"/>
+            <w:vMerge w:val="restart"/>
           </w:tcPr>
           <w:p>
             <w:pPr>
@@ -2798,6 +2829,7 @@
                 <w:b/>
                 <w:sz w:val="18"/>
               </w:rPr>
+              <w:t xml:space="preserve">Ôn tập, kiểm tra, đánh giá</w:t>
             </w:r>
           </w:p>
         </w:tc>
@@ -2819,7 +2851,7 @@
                 <w:rFonts w:ascii="Times New Roman" w:hAnsi="Times New Roman" w:eastAsia="Times New Roman"/>
                 <w:sz w:val="18"/>
               </w:rPr>
-              <w:t>Bài 09: HIỆU ỨNG CHUYỂN TRANG (Tiết 2)</w:t>
+              <w:t xml:space="preserve">ÔN TẬP CUỐI HỌC KÌ I</w:t>
             </w:r>
           </w:p>
         </w:tc>
@@ -2919,19 +2951,13 @@
               <w:bottom w:val="single" w:sz="8" w:space="0" w:color="000000"/>
             </w:tcBorders>
             <w:vAlign w:val="center"/>
-          </w:tcPr>
-          <w:p>
-            <w:pPr>
-              <w:spacing w:after="0" w:line="240" w:lineRule="auto"/>
-              <w:jc w:val="left"/>
-            </w:pPr>
-            <w:r>
-              <w:rPr>
-                <w:rFonts w:ascii="Times New Roman" w:hAnsi="Times New Roman" w:eastAsia="Times New Roman"/>
-                <w:sz w:val="18"/>
-              </w:rPr>
-              <w:t>Ôn tập, kiểm tra, đánh giá</w:t>
-            </w:r>
+            <w:vMerge/>
+          </w:tcPr>
+          <w:p>
+            <w:pPr>
+              <w:spacing w:after="0" w:line="240" w:lineRule="auto"/>
+              <w:jc w:val="left"/>
+            </w:pPr>
           </w:p>
         </w:tc>
         <w:tc>
@@ -2952,7 +2978,7 @@
                 <w:rFonts w:ascii="Times New Roman" w:hAnsi="Times New Roman" w:eastAsia="Times New Roman"/>
                 <w:sz w:val="18"/>
               </w:rPr>
-              <w:t>ÔN TẬP VÀ KIỂM TRA CUỐI HỌC KÌ I</w:t>
+              <w:t xml:space="preserve">KIỂM TRA CUỐI HỌC KÌ I</w:t>
             </w:r>
           </w:p>
         </w:tc>
@@ -2991,13 +3017,6 @@
               <w:spacing w:after="0" w:line="240" w:lineRule="auto"/>
               <w:jc w:val="left"/>
             </w:pPr>
-            <w:r>
-              <w:rPr>
-                <w:rFonts w:ascii="Times New Roman" w:hAnsi="Times New Roman" w:eastAsia="Times New Roman"/>
-                <w:sz w:val="17"/>
-              </w:rPr>
-              <w:t>Điều chỉnh: gộp ôn tập với kiểm tra cuối HKI để Bài 09 học liền mạch trong HKI; các bài HKII dồn lên 1 tuần, bổ sung 1 tiết ôn tập thực hành cuối năm.</w:t>
-            </w:r>
           </w:p>
         </w:tc>
         <w:tc>
@@ -3079,6 +3098,7 @@
               <w:bottom w:val="single" w:sz="8" w:space="0" w:color="000000"/>
             </w:tcBorders>
             <w:vAlign w:val="center"/>
+            <w:vMerge w:val="restart"/>
           </w:tcPr>
           <w:p>
             <w:pPr>
@@ -3091,7 +3111,7 @@
                 <w:b/>
                 <w:sz w:val="18"/>
               </w:rPr>
-              <w:t>Chủ đề E: Ứng dụng tin học</w:t>
+              <w:t xml:space="preserve">Chủ đề E: Ứng dụng tin học</w:t>
             </w:r>
           </w:p>
         </w:tc>
@@ -3113,7 +3133,7 @@
                 <w:rFonts w:ascii="Times New Roman" w:hAnsi="Times New Roman" w:eastAsia="Times New Roman"/>
                 <w:sz w:val="18"/>
               </w:rPr>
-              <w:t>Bài 10: PHẦN MỀM SOẠN THẢO VĂN BẢN (Tiết 1)</w:t>
+              <w:t xml:space="preserve">Bài 09: HIỆU ỨNG CHUYỂN TRANG (Tiết 2)</w:t>
             </w:r>
           </w:p>
         </w:tc>
@@ -3157,7 +3177,7 @@
                 <w:rFonts w:ascii="Times New Roman" w:hAnsi="Times New Roman" w:eastAsia="Times New Roman"/>
                 <w:sz w:val="17"/>
               </w:rPr>
-              <w:t>NLS-AT (Cơ bản 2): chỉ dùng phần mềm, tư liệu khi được phép; tôn trọng bản quyền.</w:t>
+              <w:t xml:space="preserve">NLS-ST (Cơ bản 2): 3.1.CB2b: Chọn được cách thể hiện bản thân thông qua việc tạo ra các nội dung số đơn giản.</w:t>
             </w:r>
           </w:p>
         </w:tc>
@@ -3214,18 +3234,13 @@
               <w:bottom w:val="single" w:sz="8" w:space="0" w:color="000000"/>
             </w:tcBorders>
             <w:vAlign w:val="center"/>
-          </w:tcPr>
-          <w:p>
-            <w:pPr>
-              <w:spacing w:after="0" w:line="240" w:lineRule="auto"/>
-              <w:jc w:val="left"/>
-            </w:pPr>
-            <w:r>
-              <w:rPr>
-                <w:rFonts w:ascii="Times New Roman" w:hAnsi="Times New Roman" w:eastAsia="Times New Roman"/>
-                <w:sz w:val="18"/>
-              </w:rPr>
-            </w:r>
+            <w:vMerge/>
+          </w:tcPr>
+          <w:p>
+            <w:pPr>
+              <w:spacing w:after="0" w:line="240" w:lineRule="auto"/>
+              <w:jc w:val="left"/>
+            </w:pPr>
           </w:p>
         </w:tc>
         <w:tc>
@@ -3246,7 +3261,7 @@
                 <w:rFonts w:ascii="Times New Roman" w:hAnsi="Times New Roman" w:eastAsia="Times New Roman"/>
                 <w:sz w:val="18"/>
               </w:rPr>
-              <w:t>Bài 10: PHẦN MỀM SOẠN THẢO VĂN BẢN (Tiết 2)</w:t>
+              <w:t xml:space="preserve">Bài 10: PHẦN MỀM SOẠN THẢO VĂN BẢN (Tiết 1)</w:t>
             </w:r>
           </w:p>
         </w:tc>
@@ -3290,7 +3305,7 @@
                 <w:rFonts w:ascii="Times New Roman" w:hAnsi="Times New Roman" w:eastAsia="Times New Roman"/>
                 <w:sz w:val="17"/>
               </w:rPr>
-              <w:t>NLS-AT (Cơ bản 2): chỉ dùng phần mềm, tư liệu khi được phép; tôn trọng bản quyền.</w:t>
+              <w:t xml:space="preserve">NLS-ST (Cơ bản 2): 3.1.CB2a: Xác định được các cách tạo và chỉnh sửa nội dung đơn giản ở các định dạng đơn giản.</w:t>
             </w:r>
           </w:p>
         </w:tc>
@@ -3347,18 +3362,13 @@
               <w:bottom w:val="single" w:sz="8" w:space="0" w:color="000000"/>
             </w:tcBorders>
             <w:vAlign w:val="center"/>
-          </w:tcPr>
-          <w:p>
-            <w:pPr>
-              <w:spacing w:after="0" w:line="240" w:lineRule="auto"/>
-              <w:jc w:val="left"/>
-            </w:pPr>
-            <w:r>
-              <w:rPr>
-                <w:rFonts w:ascii="Times New Roman" w:hAnsi="Times New Roman" w:eastAsia="Times New Roman"/>
-                <w:sz w:val="18"/>
-              </w:rPr>
-            </w:r>
+            <w:vMerge/>
+          </w:tcPr>
+          <w:p>
+            <w:pPr>
+              <w:spacing w:after="0" w:line="240" w:lineRule="auto"/>
+              <w:jc w:val="left"/>
+            </w:pPr>
           </w:p>
         </w:tc>
         <w:tc>
@@ -3379,7 +3389,7 @@
                 <w:rFonts w:ascii="Times New Roman" w:hAnsi="Times New Roman" w:eastAsia="Times New Roman"/>
                 <w:sz w:val="18"/>
               </w:rPr>
-              <w:t>Bài 11: CHỈNH SỬA VĂN BẢN (Tiết 1)</w:t>
+              <w:t xml:space="preserve">Bài 10: PHẦN MỀM SOẠN THẢO VĂN BẢN (Tiết 2)</w:t>
             </w:r>
           </w:p>
         </w:tc>
@@ -3423,7 +3433,7 @@
                 <w:rFonts w:ascii="Times New Roman" w:hAnsi="Times New Roman" w:eastAsia="Times New Roman"/>
                 <w:sz w:val="17"/>
               </w:rPr>
-              <w:t>NLS-ST (Cơ bản 2): tạo sản phẩm số của riêng em; ghi nguồn nếu dùng hình ảnh của người khác.</w:t>
+              <w:t xml:space="preserve">NLS-ST (Cơ bản 2): 3.1.CB2a: Xác định được các cách tạo và chỉnh sửa nội dung đơn giản ở các định dạng đơn giản.</w:t>
             </w:r>
           </w:p>
         </w:tc>
@@ -3480,18 +3490,13 @@
               <w:bottom w:val="single" w:sz="8" w:space="0" w:color="000000"/>
             </w:tcBorders>
             <w:vAlign w:val="center"/>
-          </w:tcPr>
-          <w:p>
-            <w:pPr>
-              <w:spacing w:after="0" w:line="240" w:lineRule="auto"/>
-              <w:jc w:val="left"/>
-            </w:pPr>
-            <w:r>
-              <w:rPr>
-                <w:rFonts w:ascii="Times New Roman" w:hAnsi="Times New Roman" w:eastAsia="Times New Roman"/>
-                <w:sz w:val="18"/>
-              </w:rPr>
-            </w:r>
+            <w:vMerge/>
+          </w:tcPr>
+          <w:p>
+            <w:pPr>
+              <w:spacing w:after="0" w:line="240" w:lineRule="auto"/>
+              <w:jc w:val="left"/>
+            </w:pPr>
           </w:p>
         </w:tc>
         <w:tc>
@@ -3512,7 +3517,7 @@
                 <w:rFonts w:ascii="Times New Roman" w:hAnsi="Times New Roman" w:eastAsia="Times New Roman"/>
                 <w:sz w:val="18"/>
               </w:rPr>
-              <w:t>Bài 11: CHỈNH SỬA VĂN BẢN (Tiết 2)</w:t>
+              <w:t xml:space="preserve">Bài 11: CHỈNH SỬA VĂN BẢN (Tiết 1)</w:t>
             </w:r>
           </w:p>
         </w:tc>
@@ -3556,7 +3561,7 @@
                 <w:rFonts w:ascii="Times New Roman" w:hAnsi="Times New Roman" w:eastAsia="Times New Roman"/>
                 <w:sz w:val="17"/>
               </w:rPr>
-              <w:t>NLS-ST (Cơ bản 2): tạo sản phẩm số của riêng em; ghi nguồn nếu dùng hình ảnh của người khác.</w:t>
+              <w:t xml:space="preserve">NLS-ST (Cơ bản 2): 3.1.CB2b: Chọn được cách thể hiện bản thân thông qua việc tạo ra các nội dung số đơn giản.</w:t>
             </w:r>
           </w:p>
         </w:tc>
@@ -3613,18 +3618,13 @@
               <w:bottom w:val="single" w:sz="8" w:space="0" w:color="000000"/>
             </w:tcBorders>
             <w:vAlign w:val="center"/>
-          </w:tcPr>
-          <w:p>
-            <w:pPr>
-              <w:spacing w:after="0" w:line="240" w:lineRule="auto"/>
-              <w:jc w:val="left"/>
-            </w:pPr>
-            <w:r>
-              <w:rPr>
-                <w:rFonts w:ascii="Times New Roman" w:hAnsi="Times New Roman" w:eastAsia="Times New Roman"/>
-                <w:sz w:val="18"/>
-              </w:rPr>
-            </w:r>
+            <w:vMerge/>
+          </w:tcPr>
+          <w:p>
+            <w:pPr>
+              <w:spacing w:after="0" w:line="240" w:lineRule="auto"/>
+              <w:jc w:val="left"/>
+            </w:pPr>
           </w:p>
         </w:tc>
         <w:tc>
@@ -3645,7 +3645,7 @@
                 <w:rFonts w:ascii="Times New Roman" w:hAnsi="Times New Roman" w:eastAsia="Times New Roman"/>
                 <w:sz w:val="18"/>
               </w:rPr>
-              <w:t>Bài 12: PHẦN MỀM LUYỆN TẬP GÕ BÀN PHÍM (Tiết 1)</w:t>
+              <w:t xml:space="preserve">Bài 11: CHỈNH SỬA VĂN BẢN (Tiết 2)</w:t>
             </w:r>
           </w:p>
         </w:tc>
@@ -3689,7 +3689,7 @@
                 <w:rFonts w:ascii="Times New Roman" w:hAnsi="Times New Roman" w:eastAsia="Times New Roman"/>
                 <w:sz w:val="17"/>
               </w:rPr>
-              <w:t>NLS-AT (Cơ bản 2): chỉ dùng phần mềm, tư liệu khi được phép; tôn trọng bản quyền. (Bài lựa chọn 12B theo SGK — Tổ CM đối chiếu.)</w:t>
+              <w:t xml:space="preserve">NLS-ST (Cơ bản 2): 3.1.CB2b: Chọn được cách thể hiện bản thân thông qua việc tạo ra các nội dung số đơn giản.</w:t>
             </w:r>
           </w:p>
         </w:tc>
@@ -3746,18 +3746,13 @@
               <w:bottom w:val="single" w:sz="8" w:space="0" w:color="000000"/>
             </w:tcBorders>
             <w:vAlign w:val="center"/>
-          </w:tcPr>
-          <w:p>
-            <w:pPr>
-              <w:spacing w:after="0" w:line="240" w:lineRule="auto"/>
-              <w:jc w:val="left"/>
-            </w:pPr>
-            <w:r>
-              <w:rPr>
-                <w:rFonts w:ascii="Times New Roman" w:hAnsi="Times New Roman" w:eastAsia="Times New Roman"/>
-                <w:sz w:val="18"/>
-              </w:rPr>
-            </w:r>
+            <w:vMerge/>
+          </w:tcPr>
+          <w:p>
+            <w:pPr>
+              <w:spacing w:after="0" w:line="240" w:lineRule="auto"/>
+              <w:jc w:val="left"/>
+            </w:pPr>
           </w:p>
         </w:tc>
         <w:tc>
@@ -3778,7 +3773,7 @@
                 <w:rFonts w:ascii="Times New Roman" w:hAnsi="Times New Roman" w:eastAsia="Times New Roman"/>
                 <w:sz w:val="18"/>
               </w:rPr>
-              <w:t>Bài 12: PHẦN MỀM LUYỆN TẬP GÕ BÀN PHÍM (Tiết 2)</w:t>
+              <w:t xml:space="preserve">Bài 12B: PHẦN MỀM LUYỆN TẬP GÕ BÀN PHÍM (Tiết 1)</w:t>
             </w:r>
           </w:p>
         </w:tc>
@@ -3822,6 +3817,7 @@
                 <w:rFonts w:ascii="Times New Roman" w:hAnsi="Times New Roman" w:eastAsia="Times New Roman"/>
                 <w:sz w:val="17"/>
               </w:rPr>
+              <w:t xml:space="preserve">NLS-ST (Cơ bản 2): 3.2.CB2a: Chọn được các cách sửa đổi, tinh chỉnh, cải thiện và tích hợp các mục đơn giản có nội dung và thông tin mới để tạo ra những nội dung và thông tin mới và độc đáo.</w:t>
             </w:r>
           </w:p>
         </w:tc>
@@ -3878,18 +3874,13 @@
               <w:bottom w:val="single" w:sz="8" w:space="0" w:color="000000"/>
             </w:tcBorders>
             <w:vAlign w:val="center"/>
-          </w:tcPr>
-          <w:p>
-            <w:pPr>
-              <w:spacing w:after="0" w:line="240" w:lineRule="auto"/>
-              <w:jc w:val="left"/>
-            </w:pPr>
-            <w:r>
-              <w:rPr>
-                <w:rFonts w:ascii="Times New Roman" w:hAnsi="Times New Roman" w:eastAsia="Times New Roman"/>
-                <w:sz w:val="18"/>
-              </w:rPr>
-            </w:r>
+            <w:vMerge/>
+          </w:tcPr>
+          <w:p>
+            <w:pPr>
+              <w:spacing w:after="0" w:line="240" w:lineRule="auto"/>
+              <w:jc w:val="left"/>
+            </w:pPr>
           </w:p>
         </w:tc>
         <w:tc>
@@ -3910,7 +3901,7 @@
                 <w:rFonts w:ascii="Times New Roman" w:hAnsi="Times New Roman" w:eastAsia="Times New Roman"/>
                 <w:sz w:val="18"/>
               </w:rPr>
-              <w:t>Bài 13: CHƠI VỚI MÁY TÍNH (Tiết 1)</w:t>
+              <w:t xml:space="preserve">Bài 12B: PHẦN MỀM LUYỆN TẬP GÕ BÀN PHÍM (Tiết 2)</w:t>
             </w:r>
           </w:p>
         </w:tc>
@@ -3954,6 +3945,7 @@
                 <w:rFonts w:ascii="Times New Roman" w:hAnsi="Times New Roman" w:eastAsia="Times New Roman"/>
                 <w:sz w:val="17"/>
               </w:rPr>
+              <w:t xml:space="preserve">NLS-ST (Cơ bản 2): 3.2.CB2a: Chọn được các cách sửa đổi, tinh chỉnh, cải thiện và tích hợp các mục đơn giản có nội dung và thông tin mới để tạo ra những nội dung và thông tin mới và độc đáo.</w:t>
             </w:r>
           </w:p>
         </w:tc>
@@ -4010,18 +4002,13 @@
               <w:bottom w:val="single" w:sz="8" w:space="0" w:color="000000"/>
             </w:tcBorders>
             <w:vAlign w:val="center"/>
-          </w:tcPr>
-          <w:p>
-            <w:pPr>
-              <w:spacing w:after="0" w:line="240" w:lineRule="auto"/>
-              <w:jc w:val="left"/>
-            </w:pPr>
-            <w:r>
-              <w:rPr>
-                <w:rFonts w:ascii="Times New Roman" w:hAnsi="Times New Roman" w:eastAsia="Times New Roman"/>
-                <w:sz w:val="18"/>
-              </w:rPr>
-            </w:r>
+            <w:vMerge/>
+          </w:tcPr>
+          <w:p>
+            <w:pPr>
+              <w:spacing w:after="0" w:line="240" w:lineRule="auto"/>
+              <w:jc w:val="left"/>
+            </w:pPr>
           </w:p>
         </w:tc>
         <w:tc>
@@ -4042,7 +4029,7 @@
                 <w:rFonts w:ascii="Times New Roman" w:hAnsi="Times New Roman" w:eastAsia="Times New Roman"/>
                 <w:sz w:val="18"/>
               </w:rPr>
-              <w:t>Bài 13: CHƠI VỚI MÁY TÍNH (Tiết 2)</w:t>
+              <w:t xml:space="preserve">Bài 13: CHƠI VỚI MÁY TÍNH (Tiết 1)</w:t>
             </w:r>
           </w:p>
         </w:tc>
@@ -4086,6 +4073,7 @@
                 <w:rFonts w:ascii="Times New Roman" w:hAnsi="Times New Roman" w:eastAsia="Times New Roman"/>
                 <w:sz w:val="17"/>
               </w:rPr>
+              <w:t xml:space="preserve">NLS-GQVĐ (Cơ bản 2): 5.2.CB2b: Nhận ra được các công cụ số đơn giản và các giải pháp công nghệ có thể có để giải quyết những nhu cầu đó (giải trí lành mạnh).</w:t>
             </w:r>
           </w:p>
         </w:tc>
@@ -4142,19 +4130,13 @@
               <w:bottom w:val="single" w:sz="8" w:space="0" w:color="000000"/>
             </w:tcBorders>
             <w:vAlign w:val="center"/>
-          </w:tcPr>
-          <w:p>
-            <w:pPr>
-              <w:spacing w:after="0" w:line="240" w:lineRule="auto"/>
-              <w:jc w:val="left"/>
-            </w:pPr>
-            <w:r>
-              <w:rPr>
-                <w:rFonts w:ascii="Times New Roman" w:hAnsi="Times New Roman" w:eastAsia="Times New Roman"/>
-                <w:sz w:val="18"/>
-              </w:rPr>
-              <w:t>Chủ đề F: Giải quyết vấn đề với sự trợ giúp của máy tính</w:t>
-            </w:r>
+            <w:vMerge/>
+          </w:tcPr>
+          <w:p>
+            <w:pPr>
+              <w:spacing w:after="0" w:line="240" w:lineRule="auto"/>
+              <w:jc w:val="left"/>
+            </w:pPr>
           </w:p>
         </w:tc>
         <w:tc>
@@ -4175,7 +4157,7 @@
                 <w:rFonts w:ascii="Times New Roman" w:hAnsi="Times New Roman" w:eastAsia="Times New Roman"/>
                 <w:sz w:val="18"/>
               </w:rPr>
-              <w:t>Bài 14: KHÁM PHÁ MÔI TRƯỜNG LẬP TRÌNH TRỰC QUAN (Tiết 1)</w:t>
+              <w:t xml:space="preserve">Bài 13: CHƠI VỚI MÁY TÍNH (Tiết 2)</w:t>
             </w:r>
           </w:p>
         </w:tc>
@@ -4219,7 +4201,7 @@
                 <w:rFonts w:ascii="Times New Roman" w:hAnsi="Times New Roman" w:eastAsia="Times New Roman"/>
                 <w:sz w:val="17"/>
               </w:rPr>
-              <w:t>NLS-GQVĐ (Cơ bản 2): chia nhỏ vấn đề, thử – sửa – thử lại khi chương trình chưa chạy đúng.</w:t>
+              <w:t xml:space="preserve">NLS-GQVĐ (Cơ bản 2): 5.2.CB2b: Nhận ra được các công cụ số đơn giản và các giải pháp công nghệ có thể có để giải quyết những nhu cầu đó (giải trí lành mạnh).</w:t>
             </w:r>
           </w:p>
         </w:tc>
@@ -4276,6 +4258,7 @@
               <w:bottom w:val="single" w:sz="8" w:space="0" w:color="000000"/>
             </w:tcBorders>
             <w:vAlign w:val="center"/>
+            <w:vMerge w:val="restart"/>
           </w:tcPr>
           <w:p>
             <w:pPr>
@@ -4288,6 +4271,7 @@
                 <w:b/>
                 <w:sz w:val="18"/>
               </w:rPr>
+              <w:t xml:space="preserve">Chủ đề F: Giải quyết vấn đề với sự trợ giúp của máy tính</w:t>
             </w:r>
           </w:p>
         </w:tc>
@@ -4309,7 +4293,7 @@
                 <w:rFonts w:ascii="Times New Roman" w:hAnsi="Times New Roman" w:eastAsia="Times New Roman"/>
                 <w:sz w:val="18"/>
               </w:rPr>
-              <w:t>Bài 14: KHÁM PHÁ MÔI TRƯỜNG LẬP TRÌNH TRỰC QUAN (Tiết 2)</w:t>
+              <w:t xml:space="preserve">Bài 14: KHÁM PHÁ MÔI TRƯỜNG LẬP TRÌNH TRỰC QUAN (Tiết 1)</w:t>
             </w:r>
           </w:p>
         </w:tc>
@@ -4353,6 +4337,7 @@
                 <w:rFonts w:ascii="Times New Roman" w:hAnsi="Times New Roman" w:eastAsia="Times New Roman"/>
                 <w:sz w:val="17"/>
               </w:rPr>
+              <w:t xml:space="preserve">NLS-ST (Cơ bản 2): 3.4.CB2a: Liệt kê được các hướng dẫn đơn giản để hệ thống máy tính giải quyết một vấn đề đơn giản hoặc thực hiện một nhiệm vụ đơn giản.</w:t>
             </w:r>
           </w:p>
         </w:tc>
@@ -4409,18 +4394,13 @@
               <w:bottom w:val="single" w:sz="8" w:space="0" w:color="000000"/>
             </w:tcBorders>
             <w:vAlign w:val="center"/>
-          </w:tcPr>
-          <w:p>
-            <w:pPr>
-              <w:spacing w:after="0" w:line="240" w:lineRule="auto"/>
-              <w:jc w:val="left"/>
-            </w:pPr>
-            <w:r>
-              <w:rPr>
-                <w:rFonts w:ascii="Times New Roman" w:hAnsi="Times New Roman" w:eastAsia="Times New Roman"/>
-                <w:sz w:val="18"/>
-              </w:rPr>
-            </w:r>
+            <w:vMerge/>
+          </w:tcPr>
+          <w:p>
+            <w:pPr>
+              <w:spacing w:after="0" w:line="240" w:lineRule="auto"/>
+              <w:jc w:val="left"/>
+            </w:pPr>
           </w:p>
         </w:tc>
         <w:tc>
@@ -4441,7 +4421,7 @@
                 <w:rFonts w:ascii="Times New Roman" w:hAnsi="Times New Roman" w:eastAsia="Times New Roman"/>
                 <w:sz w:val="18"/>
               </w:rPr>
-              <w:t>Bài 15: TẠO CHƯƠNG TRÌNH MÁY TÍNH ĐỂ DIỄN TẢ Ý TƯỞNG (Tiết 1)</w:t>
+              <w:t xml:space="preserve">Bài 14: KHÁM PHÁ MÔI TRƯỜNG LẬP TRÌNH TRỰC QUAN (Tiết 2)</w:t>
             </w:r>
           </w:p>
         </w:tc>
@@ -4485,7 +4465,7 @@
                 <w:rFonts w:ascii="Times New Roman" w:hAnsi="Times New Roman" w:eastAsia="Times New Roman"/>
                 <w:sz w:val="17"/>
               </w:rPr>
-              <w:t>NLS-GQVĐ (Cơ bản 2): chia nhỏ vấn đề, thử – sửa – thử lại khi chương trình chưa chạy đúng.</w:t>
+              <w:t xml:space="preserve">NLS-ST (Cơ bản 2): 3.4.CB2a: Liệt kê được các hướng dẫn đơn giản để hệ thống máy tính giải quyết một vấn đề đơn giản hoặc thực hiện một nhiệm vụ đơn giản.</w:t>
             </w:r>
           </w:p>
         </w:tc>
@@ -4542,18 +4522,13 @@
               <w:bottom w:val="single" w:sz="8" w:space="0" w:color="000000"/>
             </w:tcBorders>
             <w:vAlign w:val="center"/>
-          </w:tcPr>
-          <w:p>
-            <w:pPr>
-              <w:spacing w:after="0" w:line="240" w:lineRule="auto"/>
-              <w:jc w:val="left"/>
-            </w:pPr>
-            <w:r>
-              <w:rPr>
-                <w:rFonts w:ascii="Times New Roman" w:hAnsi="Times New Roman" w:eastAsia="Times New Roman"/>
-                <w:sz w:val="18"/>
-              </w:rPr>
-            </w:r>
+            <w:vMerge/>
+          </w:tcPr>
+          <w:p>
+            <w:pPr>
+              <w:spacing w:after="0" w:line="240" w:lineRule="auto"/>
+              <w:jc w:val="left"/>
+            </w:pPr>
           </w:p>
         </w:tc>
         <w:tc>
@@ -4574,7 +4549,7 @@
                 <w:rFonts w:ascii="Times New Roman" w:hAnsi="Times New Roman" w:eastAsia="Times New Roman"/>
                 <w:sz w:val="18"/>
               </w:rPr>
-              <w:t>Bài 15: TẠO CHƯƠNG TRÌNH MÁY TÍNH ĐỂ DIỄN TẢ Ý TƯỞNG (Tiết 2)</w:t>
+              <w:t xml:space="preserve">Bài 15: TẠO CHƯƠNG TRÌNH MÁY TÍNH ĐỂ DIỄN TẢ Ý TƯỞNG (Tiết 1)</w:t>
             </w:r>
           </w:p>
         </w:tc>
@@ -4618,6 +4593,7 @@
                 <w:rFonts w:ascii="Times New Roman" w:hAnsi="Times New Roman" w:eastAsia="Times New Roman"/>
                 <w:sz w:val="17"/>
               </w:rPr>
+              <w:t xml:space="preserve">NLS-ST (Cơ bản 2): 3.4.CB2a: Liệt kê được các hướng dẫn đơn giản để hệ thống máy tính giải quyết một vấn đề đơn giản hoặc thực hiện một nhiệm vụ đơn giản.</w:t>
             </w:r>
           </w:p>
         </w:tc>
@@ -4674,18 +4650,13 @@
               <w:bottom w:val="single" w:sz="8" w:space="0" w:color="000000"/>
             </w:tcBorders>
             <w:vAlign w:val="center"/>
-          </w:tcPr>
-          <w:p>
-            <w:pPr>
-              <w:spacing w:after="0" w:line="240" w:lineRule="auto"/>
-              <w:jc w:val="left"/>
-            </w:pPr>
-            <w:r>
-              <w:rPr>
-                <w:rFonts w:ascii="Times New Roman" w:hAnsi="Times New Roman" w:eastAsia="Times New Roman"/>
-                <w:sz w:val="18"/>
-              </w:rPr>
-            </w:r>
+            <w:vMerge/>
+          </w:tcPr>
+          <w:p>
+            <w:pPr>
+              <w:spacing w:after="0" w:line="240" w:lineRule="auto"/>
+              <w:jc w:val="left"/>
+            </w:pPr>
           </w:p>
         </w:tc>
         <w:tc>
@@ -4706,7 +4677,7 @@
                 <w:rFonts w:ascii="Times New Roman" w:hAnsi="Times New Roman" w:eastAsia="Times New Roman"/>
                 <w:sz w:val="18"/>
               </w:rPr>
-              <w:t>Bài 16: CHƯƠNG TRÌNH CỦA EM (Tiết 1)</w:t>
+              <w:t xml:space="preserve">Bài 15: TẠO CHƯƠNG TRÌNH MÁY TÍNH ĐỂ DIỄN TẢ Ý TƯỞNG (Tiết 2)</w:t>
             </w:r>
           </w:p>
         </w:tc>
@@ -4750,7 +4721,7 @@
                 <w:rFonts w:ascii="Times New Roman" w:hAnsi="Times New Roman" w:eastAsia="Times New Roman"/>
                 <w:sz w:val="17"/>
               </w:rPr>
-              <w:t>NLS-GQVĐ (Cơ bản 2): chia nhỏ vấn đề, thử – sửa – thử lại khi chương trình chưa chạy đúng.</w:t>
+              <w:t xml:space="preserve">NLS-ST (Cơ bản 2): 3.4.CB2a: Liệt kê được các hướng dẫn đơn giản để hệ thống máy tính giải quyết một vấn đề đơn giản hoặc thực hiện một nhiệm vụ đơn giản.</w:t>
             </w:r>
           </w:p>
         </w:tc>
@@ -4807,18 +4778,13 @@
               <w:bottom w:val="single" w:sz="8" w:space="0" w:color="000000"/>
             </w:tcBorders>
             <w:vAlign w:val="center"/>
-          </w:tcPr>
-          <w:p>
-            <w:pPr>
-              <w:spacing w:after="0" w:line="240" w:lineRule="auto"/>
-              <w:jc w:val="left"/>
-            </w:pPr>
-            <w:r>
-              <w:rPr>
-                <w:rFonts w:ascii="Times New Roman" w:hAnsi="Times New Roman" w:eastAsia="Times New Roman"/>
-                <w:sz w:val="18"/>
-              </w:rPr>
-            </w:r>
+            <w:vMerge/>
+          </w:tcPr>
+          <w:p>
+            <w:pPr>
+              <w:spacing w:after="0" w:line="240" w:lineRule="auto"/>
+              <w:jc w:val="left"/>
+            </w:pPr>
           </w:p>
         </w:tc>
         <w:tc>
@@ -4839,7 +4805,7 @@
                 <w:rFonts w:ascii="Times New Roman" w:hAnsi="Times New Roman" w:eastAsia="Times New Roman"/>
                 <w:sz w:val="18"/>
               </w:rPr>
-              <w:t>Bài 16: CHƯƠNG TRÌNH CỦA EM (Tiết 2)</w:t>
+              <w:t xml:space="preserve">Bài 16: CHƯƠNG TRÌNH CỦA EM (Tiết 1)</w:t>
             </w:r>
           </w:p>
         </w:tc>
@@ -4883,6 +4849,20 @@
                 <w:rFonts w:ascii="Times New Roman" w:hAnsi="Times New Roman" w:eastAsia="Times New Roman"/>
                 <w:sz w:val="17"/>
               </w:rPr>
+              <w:t xml:space="preserve">NLS-ST (Cơ bản 2): 3.4.CB2a: Liệt kê được các hướng dẫn đơn giản để hệ thống máy tính giải quyết một vấn đề đơn giản hoặc thực hiện một nhiệm vụ đơn giản.</w:t>
+            </w:r>
+          </w:p>
+          <w:p>
+            <w:pPr>
+              <w:spacing w:after="0" w:line="240" w:lineRule="auto"/>
+              <w:jc w:val="left"/>
+            </w:pPr>
+            <w:r>
+              <w:rPr>
+                <w:rFonts w:ascii="Times New Roman" w:hAnsi="Times New Roman" w:eastAsia="Times New Roman"/>
+                <w:sz w:val="17"/>
+              </w:rPr>
+              <w:t xml:space="preserve">STEM: Bài học STEM.</w:t>
             </w:r>
           </w:p>
         </w:tc>
@@ -4939,19 +4919,13 @@
               <w:bottom w:val="single" w:sz="8" w:space="0" w:color="000000"/>
             </w:tcBorders>
             <w:vAlign w:val="center"/>
-          </w:tcPr>
-          <w:p>
-            <w:pPr>
-              <w:spacing w:after="0" w:line="240" w:lineRule="auto"/>
-              <w:jc w:val="left"/>
-            </w:pPr>
-            <w:r>
-              <w:rPr>
-                <w:rFonts w:ascii="Times New Roman" w:hAnsi="Times New Roman" w:eastAsia="Times New Roman"/>
-                <w:sz w:val="18"/>
-              </w:rPr>
-              <w:t>Ôn tập, kiểm tra, đánh giá</w:t>
-            </w:r>
+            <w:vMerge/>
+          </w:tcPr>
+          <w:p>
+            <w:pPr>
+              <w:spacing w:after="0" w:line="240" w:lineRule="auto"/>
+              <w:jc w:val="left"/>
+            </w:pPr>
           </w:p>
         </w:tc>
         <w:tc>
@@ -4972,7 +4946,7 @@
                 <w:rFonts w:ascii="Times New Roman" w:hAnsi="Times New Roman" w:eastAsia="Times New Roman"/>
                 <w:sz w:val="18"/>
               </w:rPr>
-              <w:t>ÔN TẬP CUỐI HỌC KÌ II (Tiết 1)</w:t>
+              <w:t xml:space="preserve">Bài 16: CHƯƠNG TRÌNH CỦA EM (Tiết 2)</w:t>
             </w:r>
           </w:p>
         </w:tc>
@@ -5016,6 +4990,20 @@
                 <w:rFonts w:ascii="Times New Roman" w:hAnsi="Times New Roman" w:eastAsia="Times New Roman"/>
                 <w:sz w:val="17"/>
               </w:rPr>
+              <w:t xml:space="preserve">NLS-ST (Cơ bản 2): 3.4.CB2a: Liệt kê được các hướng dẫn đơn giản để hệ thống máy tính giải quyết một vấn đề đơn giản hoặc thực hiện một nhiệm vụ đơn giản.</w:t>
+            </w:r>
+          </w:p>
+          <w:p>
+            <w:pPr>
+              <w:spacing w:after="0" w:line="240" w:lineRule="auto"/>
+              <w:jc w:val="left"/>
+            </w:pPr>
+            <w:r>
+              <w:rPr>
+                <w:rFonts w:ascii="Times New Roman" w:hAnsi="Times New Roman" w:eastAsia="Times New Roman"/>
+                <w:sz w:val="17"/>
+              </w:rPr>
+              <w:t xml:space="preserve">STEM: Bài học STEM.</w:t>
             </w:r>
           </w:p>
         </w:tc>
@@ -5072,6 +5060,7 @@
               <w:bottom w:val="single" w:sz="8" w:space="0" w:color="000000"/>
             </w:tcBorders>
             <w:vAlign w:val="center"/>
+            <w:vMerge w:val="restart"/>
           </w:tcPr>
           <w:p>
             <w:pPr>
@@ -5084,6 +5073,7 @@
                 <w:b/>
                 <w:sz w:val="18"/>
               </w:rPr>
+              <w:t xml:space="preserve">Ôn tập, kiểm tra, đánh giá</w:t>
             </w:r>
           </w:p>
         </w:tc>
@@ -5105,7 +5095,7 @@
                 <w:rFonts w:ascii="Times New Roman" w:hAnsi="Times New Roman" w:eastAsia="Times New Roman"/>
                 <w:sz w:val="18"/>
               </w:rPr>
-              <w:t>ÔN TẬP CUỐI HỌC KÌ II (Tiết 2): Thực hành tổng hợp</w:t>
+              <w:t xml:space="preserve">ÔN TẬP CUỐI HỌC KÌ II</w:t>
             </w:r>
           </w:p>
         </w:tc>
@@ -5205,18 +5195,13 @@
               <w:bottom w:val="single" w:sz="8" w:space="0" w:color="000000"/>
             </w:tcBorders>
             <w:vAlign w:val="center"/>
-          </w:tcPr>
-          <w:p>
-            <w:pPr>
-              <w:spacing w:after="0" w:line="240" w:lineRule="auto"/>
-              <w:jc w:val="left"/>
-            </w:pPr>
-            <w:r>
-              <w:rPr>
-                <w:rFonts w:ascii="Times New Roman" w:hAnsi="Times New Roman" w:eastAsia="Times New Roman"/>
-                <w:sz w:val="18"/>
-              </w:rPr>
-            </w:r>
+            <w:vMerge/>
+          </w:tcPr>
+          <w:p>
+            <w:pPr>
+              <w:spacing w:after="0" w:line="240" w:lineRule="auto"/>
+              <w:jc w:val="left"/>
+            </w:pPr>
           </w:p>
         </w:tc>
         <w:tc>
@@ -5237,7 +5222,7 @@
                 <w:rFonts w:ascii="Times New Roman" w:hAnsi="Times New Roman" w:eastAsia="Times New Roman"/>
                 <w:sz w:val="18"/>
               </w:rPr>
-              <w:t>KIỂM TRA CUỐI HỌC KÌ II</w:t>
+              <w:t xml:space="preserve">KIỂM TRA CUỐI HỌC KÌ II</w:t>
             </w:r>
           </w:p>
         </w:tc>

--- a/assets/docs/lop4/Tin hoc - Lop 4.docx
+++ b/assets/docs/lop4/Tin hoc - Lop 4.docx
@@ -2042,6 +2042,19 @@
                 <w:sz w:val="18"/>
               </w:rPr>
               <w:t>NLS-ST (Cơ bản 2): 3.1.CB2a: Xác định được các cách tạo và chỉnh sửa nội dung đơn giản ở các định dạng đơn giản.</w:t>
+            </w:r>
+          </w:p>
+          <w:p>
+            <w:pPr>
+              <w:spacing w:after="0"/>
+            </w:pPr>
+            <w:r>
+              <w:rPr>
+                <w:b w:val="0"/>
+                <w:i w:val="0"/>
+                <w:sz w:val="18"/>
+              </w:rPr>
+              <w:t>STEM: Tạo bài trình chiếu (Tin học – Khoa học) — dạy thay cho tiết này.</w:t>
             </w:r>
           </w:p>
         </w:tc>

--- a/assets/docs/lop4/Tin hoc - Lop 4.docx
+++ b/assets/docs/lop4/Tin hoc - Lop 4.docx
@@ -923,7 +923,33 @@
                 <w:i w:val="0"/>
                 <w:sz w:val="18"/>
               </w:rPr>
-              <w:t>NLS-AT (Cơ bản 2): 4.3.CB2a: Phân biệt được các cách thức đơn giản để tránh rủi ro và đe dọa đến sức khỏe thể chất và tinh thần khi sử dụng công nghệ số (Tư thế, thói quen gõ phím).</w:t>
+              <w:t>NLS-ST (Cơ bản 2): Ở bài “Gõ bàn phím đúng cách”, GV hướng dẫn HS đặt tay đúng hàng phím cơ sở và gõ bằng mười ngón</w:t>
+            </w:r>
+          </w:p>
+          <w:p>
+            <w:pPr>
+              <w:spacing w:after="0"/>
+            </w:pPr>
+            <w:r>
+              <w:rPr>
+                <w:b w:val="0"/>
+                <w:i w:val="0"/>
+                <w:sz w:val="18"/>
+              </w:rPr>
+              <w:t>NLS-GQVĐ (Cơ bản 2): GV chiếu hai ảnh tư thế ngồi máy: một đúng, một sai; HS chỉ ra chỗ khác nhau ở lưng, khoảng cách mắt</w:t>
+            </w:r>
+          </w:p>
+          <w:p>
+            <w:pPr>
+              <w:spacing w:after="0"/>
+            </w:pPr>
+            <w:r>
+              <w:rPr>
+                <w:b w:val="0"/>
+                <w:i w:val="0"/>
+                <w:sz w:val="18"/>
+              </w:rPr>
+              <w:t>NLS-AT: HS ngồi thẳng lưng, mắt cách màn hình khoảng một cánh tay</w:t>
             </w:r>
           </w:p>
         </w:tc>

--- a/assets/docs/lop4/Tin hoc - Lop 4.docx
+++ b/assets/docs/lop4/Tin hoc - Lop 4.docx
@@ -624,7 +624,7 @@
                 <w:i w:val="0"/>
                 <w:sz w:val="18"/>
               </w:rPr>
-              <w:t>NLS-GQVĐ (Cơ bản 2): HS chỉ trên máy tính phần cứng: thân máy, màn hình, bàn phím, chuột; xử lí tình huống bạn Phúc không nghe tiếng: kiểm tra tai nghe, loa</w:t>
+              <w:t>NLS-GQVĐ (Cơ bản 2): GV cho HS chỉ trên máy tính lớp đâu là phần cứng như thân máy, màn hình, bàn phím, chuột</w:t>
             </w:r>
           </w:p>
           <w:p>
@@ -637,7 +637,7 @@
                 <w:i w:val="0"/>
                 <w:sz w:val="18"/>
               </w:rPr>
-              <w:t>NLS-KT (Cơ bản 2): HS quan sát ảnh thiết bị trên máy chiếu, phân loại phần cứng, phần mềm; GV mở thông tin hệ thống để HS đọc tên máy, bộ nhớ</w:t>
+              <w:t>NLS-KT (Cơ bản 2): HS quan sát ảnh các thiết bị trên máy chiếu, phân loại vào hai cột phần cứng và phần mềm, ghép cột A với cột B</w:t>
             </w:r>
           </w:p>
           <w:p>
@@ -650,7 +650,7 @@
                 <w:i w:val="0"/>
                 <w:sz w:val="18"/>
               </w:rPr>
-              <w:t>NLS-AT: Không tháo, cắm rút dây khi máy đang bật; không tự cài, xoá phần mềm.</w:t>
+              <w:t>NLS-AT: Không tháo, không cắm rút dây thiết bị khi máy đang bật</w:t>
             </w:r>
           </w:p>
         </w:tc>
@@ -767,46 +767,6 @@
                 <w:i w:val="0"/>
                 <w:sz w:val="18"/>
               </w:rPr>
-              <w:t>NLS-GQVĐ (Cơ bản 2, TT 02: 5.1.CB2a): HS chơi trò mê cung trên máy tính bằng phím mũi tên, chuột; nhóm thám tử nhận phiếu sự cố, xác định lỗi phần cứng hay phần mềm</w:t>
-            </w:r>
-          </w:p>
-          <w:p>
-            <w:pPr>
-              <w:spacing w:after="0"/>
-            </w:pPr>
-            <w:r>
-              <w:rPr>
-                <w:b w:val="0"/>
-                <w:i w:val="0"/>
-                <w:sz w:val="18"/>
-              </w:rPr>
-              <w:t>AI-NB (Cơ bản 2, QĐ 2422: 4.C2.1): GV thao tác trên máy chiếu việc máy làm nhờ</w:t>
-            </w:r>
-          </w:p>
-          <w:p>
-            <w:pPr>
-              <w:spacing w:after="0"/>
-            </w:pPr>
-            <w:r>
-              <w:rPr>
-                <w:b w:val="0"/>
-                <w:i w:val="0"/>
-                <w:sz w:val="18"/>
-              </w:rPr>
-              <w:t>AI-NB: đọc chính tả thành chữ, dịch câu; HS đọc lại kết quả máy, tìm chỗ sai, sửa</w:t>
-            </w:r>
-          </w:p>
-          <w:p>
-            <w:pPr>
-              <w:spacing w:after="0"/>
-            </w:pPr>
-            <w:r>
-              <w:rPr>
-                <w:b w:val="0"/>
-                <w:i w:val="0"/>
-                <w:sz w:val="18"/>
-              </w:rPr>
-              <w:t>NLS-AT: Dùng máy theo giờ cha mẹ cho phép; mắt cách màn hình 50 cm.</w:t>
             </w:r>
           </w:p>
         </w:tc>
@@ -1066,7 +1026,6 @@
                 <w:i w:val="0"/>
                 <w:sz w:val="18"/>
               </w:rPr>
-              <w:t>NLS-AT (Cơ bản 2): 4.3.CB2a: Phân biệt được các cách thức đơn giản để tránh rủi ro và đe dọa đến sức khỏe thể chất và tinh thần khi sử dụng công nghệ số (Tư thế, thói quen gõ phím).</w:t>
             </w:r>
           </w:p>
         </w:tc>
@@ -1183,7 +1142,7 @@
                 <w:i w:val="0"/>
                 <w:sz w:val="18"/>
               </w:rPr>
-              <w:t>NLS-KT (Cơ bản 2): CB2b: Tìm được dữ liệu, thông tin và nội dung thông qua tìm kiếm đơn giản trong môi trường số.</w:t>
+              <w:t>NLS-KT (Cơ bản 2): GV mở một trang web dành cho thiếu nhi, chỉ cho HS các thành phần: ô địa chỉ, tiêu đề trang, khối văn bản, hình ảnh, liên kết</w:t>
             </w:r>
           </w:p>
           <w:p>
@@ -1196,7 +1155,20 @@
                 <w:i w:val="0"/>
                 <w:sz w:val="18"/>
               </w:rPr>
-              <w:t>NLS-KT (Cơ bản 2): 1.2.CB2a: Phát hiện được độ tin cậy và độ chính xác của các nguồn chung của dữ liệu, thông tin và nội dung số.</w:t>
+              <w:t>NLS-KT (Cơ bản 2): HS tập đọc địa chỉ trang để đoán trang đó của ai (báo dành cho thiếu nhi, trường học, cơ quan nhà nước</w:t>
+            </w:r>
+          </w:p>
+          <w:p>
+            <w:pPr>
+              <w:spacing w:after="0"/>
+            </w:pPr>
+            <w:r>
+              <w:rPr>
+                <w:b w:val="0"/>
+                <w:i w:val="0"/>
+                <w:sz w:val="18"/>
+              </w:rPr>
+              <w:t>NLS-AT: Không bấm vào quảng cáo, cửa sổ tự hiện lên hay nút “tải về” lạ</w:t>
             </w:r>
           </w:p>
         </w:tc>
@@ -1313,20 +1285,6 @@
                 <w:i w:val="0"/>
                 <w:sz w:val="18"/>
               </w:rPr>
-              <w:t>NLS-KT (Cơ bản 2): CB2b: Tìm được dữ liệu, thông tin và nội dung thông qua tìm kiếm đơn giản trong môi trường số.</w:t>
-            </w:r>
-          </w:p>
-          <w:p>
-            <w:pPr>
-              <w:spacing w:after="0"/>
-            </w:pPr>
-            <w:r>
-              <w:rPr>
-                <w:b w:val="0"/>
-                <w:i w:val="0"/>
-                <w:sz w:val="18"/>
-              </w:rPr>
-              <w:t>NLS-KT (Cơ bản 2): 1.2.CB2a: Phát hiện được độ tin cậy và độ chính xác của các nguồn chung của dữ liệu, thông tin và nội dung số.</w:t>
             </w:r>
           </w:p>
         </w:tc>
@@ -1443,7 +1401,7 @@
                 <w:i w:val="0"/>
                 <w:sz w:val="18"/>
               </w:rPr>
-              <w:t>NLS-KT (Cơ bản 2): CB2b: Tìm được dữ liệu, thông tin và nội dung thông qua tìm kiếm đơn giản trong môi trường số.</w:t>
+              <w:t>NLS-KT (Cơ bản 2): GV hướng dẫn HS chọn từ khoá ngắn, đúng trọng tâm cho một câu hỏi cụ thể; HS gõ từ khoá</w:t>
             </w:r>
           </w:p>
           <w:p>
@@ -1456,7 +1414,33 @@
                 <w:i w:val="0"/>
                 <w:sz w:val="18"/>
               </w:rPr>
-              <w:t>NLS-KT (Cơ bản 2): 1.1.CB2d: Xác định được các chiến lược tìm kiếm đơn giản.</w:t>
+              <w:t>NLS-KT (Cơ bản 2): HS đối chiếu thông tin tìm được ở ít nhất hai trang và với SGK</w:t>
+            </w:r>
+          </w:p>
+          <w:p>
+            <w:pPr>
+              <w:spacing w:after="0"/>
+            </w:pPr>
+            <w:r>
+              <w:rPr>
+                <w:b w:val="0"/>
+                <w:i w:val="0"/>
+                <w:sz w:val="18"/>
+              </w:rPr>
+              <w:t>AI-NB (Cơ bản 2): GV chỉ cho HS thấy phần trả lời tóm tắt do máy tự sinh đặt ở đầu trang kết quả</w:t>
+            </w:r>
+          </w:p>
+          <w:p>
+            <w:pPr>
+              <w:spacing w:after="0"/>
+            </w:pPr>
+            <w:r>
+              <w:rPr>
+                <w:b w:val="0"/>
+                <w:i w:val="0"/>
+                <w:sz w:val="18"/>
+              </w:rPr>
+              <w:t>NLS-AT: Chỉ tìm kiếm với từ khoá phục vụ bài học; không tải tệp lạ về máy</w:t>
             </w:r>
           </w:p>
         </w:tc>
@@ -1573,20 +1557,6 @@
                 <w:i w:val="0"/>
                 <w:sz w:val="18"/>
               </w:rPr>
-              <w:t>NLS-KT (Cơ bản 2): CB2b: Tìm được dữ liệu, thông tin và nội dung thông qua tìm kiếm đơn giản trong môi trường số.</w:t>
-            </w:r>
-          </w:p>
-          <w:p>
-            <w:pPr>
-              <w:spacing w:after="0"/>
-            </w:pPr>
-            <w:r>
-              <w:rPr>
-                <w:b w:val="0"/>
-                <w:i w:val="0"/>
-                <w:sz w:val="18"/>
-              </w:rPr>
-              <w:t>NLS-KT (Cơ bản 2): 1.1.CB2d: Xác định được các chiến lược tìm kiếm đơn giản.</w:t>
             </w:r>
           </w:p>
         </w:tc>
@@ -1703,7 +1673,33 @@
                 <w:i w:val="0"/>
                 <w:sz w:val="18"/>
               </w:rPr>
-              <w:t>NLS-KT (Cơ bản 2): 1.3.CB2a: Tổ chức, lưu trữ và truy xuất dữ liệu, thông tin và nội dung một cách đơn giản trong môi trường số.</w:t>
+              <w:t>NLS-GQVĐ (Cơ bản 2): GV hướng dẫn HS tạo thư mục riêng mang tên mình, đặt tên tệp dễ hiểu, sao chép – di chuyển – đổi tên – xoá tệp</w:t>
+            </w:r>
+          </w:p>
+          <w:p>
+            <w:pPr>
+              <w:spacing w:after="0"/>
+            </w:pPr>
+            <w:r>
+              <w:rPr>
+                <w:b w:val="0"/>
+                <w:i w:val="0"/>
+                <w:sz w:val="18"/>
+              </w:rPr>
+              <w:t>NLS-GQVĐ (Cơ bản 2): HS tự nghĩ một cách sắp xếp thư mục (theo môn học hoặc theo tháng) và giải thích vì sao cách đó giúp mình tìm bài nhanh hơn</w:t>
+            </w:r>
+          </w:p>
+          <w:p>
+            <w:pPr>
+              <w:spacing w:after="0"/>
+            </w:pPr>
+            <w:r>
+              <w:rPr>
+                <w:b w:val="0"/>
+                <w:i w:val="0"/>
+                <w:sz w:val="18"/>
+              </w:rPr>
+              <w:t>NLS-AT: Chỉ thao tác trong thư mục của mình, không mở, không sửa</w:t>
             </w:r>
           </w:p>
         </w:tc>
@@ -1820,7 +1816,6 @@
                 <w:i w:val="0"/>
                 <w:sz w:val="18"/>
               </w:rPr>
-              <w:t>NLS-KT (Cơ bản 2): 1.3.CB2a: Tổ chức, lưu trữ và truy xuất dữ liệu, thông tin và nội dung một cách đơn giản trong môi trường số.</w:t>
             </w:r>
           </w:p>
         </w:tc>
@@ -1937,7 +1932,7 @@
                 <w:i w:val="0"/>
                 <w:sz w:val="18"/>
               </w:rPr>
-              <w:t>NLS-AT (Cơ bản 2): 4.1.CB2c: Tuân theo được các biện pháp an toàn và bảo mật đơn giản (Liên quan đến bản quyền và sử dụng hợp pháp).</w:t>
+              <w:t>NLS-KT (Cơ bản 2): GV cho HS quan sát cửa sổ giấy phép hiện ra khi cài một phần mềm, chỉ chỗ ghi phần mềm dùng miễn phí hay phải mua</w:t>
             </w:r>
           </w:p>
           <w:p>
@@ -1950,7 +1945,20 @@
                 <w:i w:val="0"/>
                 <w:sz w:val="18"/>
               </w:rPr>
-              <w:t>NLS-AT (Cơ bản 2): 4.4.CB2c: Nhận biết được bản quyền đối với các nội dung và dữ liệu số.</w:t>
+              <w:t>NLS-ST (Cơ bản 2): GV nêu công sức của người viết phần mềm, người vẽ tranh, người viết truyện</w:t>
+            </w:r>
+          </w:p>
+          <w:p>
+            <w:pPr>
+              <w:spacing w:after="0"/>
+            </w:pPr>
+            <w:r>
+              <w:rPr>
+                <w:b w:val="0"/>
+                <w:i w:val="0"/>
+                <w:sz w:val="18"/>
+              </w:rPr>
+              <w:t>NLS-AT: Chỉ dùng phần mềm được thầy cô, cha mẹ cho phép</w:t>
             </w:r>
           </w:p>
         </w:tc>
@@ -2067,7 +2075,33 @@
                 <w:i w:val="0"/>
                 <w:sz w:val="18"/>
               </w:rPr>
-              <w:t>NLS-ST (Cơ bản 2): 3.1.CB2a: Xác định được các cách tạo và chỉnh sửa nội dung đơn giản ở các định dạng đơn giản.</w:t>
+              <w:t>NLS-ST (Cơ bản 2): GV hướng dẫn HS thực hiện “Tạo bài trình chiếu”: mở phần mềm, thêm trang chiếu, nhập tiêu đề và nội dung ngắn gọn, chèn ảnh minh hoạ</w:t>
+            </w:r>
+          </w:p>
+          <w:p>
+            <w:pPr>
+              <w:spacing w:after="0"/>
+            </w:pPr>
+            <w:r>
+              <w:rPr>
+                <w:b w:val="0"/>
+                <w:i w:val="0"/>
+                <w:sz w:val="18"/>
+              </w:rPr>
+              <w:t>NLS-GT (Cơ bản 2): HS trình chiếu bài của mình cho nhóm xem, nghe bạn góp ý xem chữ có dễ đọc không, ảnh có đúng nội dung không</w:t>
+            </w:r>
+          </w:p>
+          <w:p>
+            <w:pPr>
+              <w:spacing w:after="0"/>
+            </w:pPr>
+            <w:r>
+              <w:rPr>
+                <w:b w:val="0"/>
+                <w:i w:val="0"/>
+                <w:sz w:val="18"/>
+              </w:rPr>
+              <w:t>NLS-AT: Chỉ dùng ảnh do mình chụp, mình vẽ hoặc ảnh được phép dùng và ghi rõ nguồn</w:t>
             </w:r>
           </w:p>
           <w:p>
@@ -2197,7 +2231,6 @@
                 <w:i w:val="0"/>
                 <w:sz w:val="18"/>
               </w:rPr>
-              <w:t>NLS-ST (Cơ bản 2): 3.1.CB2a: Xác định được các cách tạo và chỉnh sửa nội dung đơn giản ở các định dạng đơn giản.</w:t>
             </w:r>
           </w:p>
         </w:tc>
@@ -2314,7 +2347,33 @@
                 <w:i w:val="0"/>
                 <w:sz w:val="18"/>
               </w:rPr>
-              <w:t>NLS-ST (Cơ bản 2): 3.1.CB2a: Xác định được các cách tạo và chỉnh sửa nội dung đơn giản ở các định dạng đơn giản.</w:t>
+              <w:t>NLS-ST (Cơ bản 2): GV cho HS so sánh hai trang chiếu cùng nội dung: một trang chữ nhỏ, nhiều màu loè loẹt và một trang chữ to, màu tương phản rõ</w:t>
+            </w:r>
+          </w:p>
+          <w:p>
+            <w:pPr>
+              <w:spacing w:after="0"/>
+            </w:pPr>
+            <w:r>
+              <w:rPr>
+                <w:b w:val="0"/>
+                <w:i w:val="0"/>
+                <w:sz w:val="18"/>
+              </w:rPr>
+              <w:t>NLS-ST (Cơ bản 2): HS định dạng lại bài trình chiếu của mình: chỉnh cỡ chữ tiêu đề và nội dung, chọn màu chữ nổi trên nền, căn lề cho thẳng</w:t>
+            </w:r>
+          </w:p>
+          <w:p>
+            <w:pPr>
+              <w:spacing w:after="0"/>
+            </w:pPr>
+            <w:r>
+              <w:rPr>
+                <w:b w:val="0"/>
+                <w:i w:val="0"/>
+                <w:sz w:val="18"/>
+              </w:rPr>
+              <w:t>NLS-AT: Không chép nguyên đoạn văn của người khác vào trang chiếu rồi nhận là của mình</w:t>
             </w:r>
           </w:p>
         </w:tc>
@@ -2431,7 +2490,6 @@
                 <w:i w:val="0"/>
                 <w:sz w:val="18"/>
               </w:rPr>
-              <w:t>NLS-ST (Cơ bản 2): 3.1.CB2a: Xác định được các cách tạo và chỉnh sửa nội dung đơn giản ở các định dạng đơn giản.</w:t>
             </w:r>
           </w:p>
         </w:tc>
@@ -2548,7 +2606,33 @@
                 <w:i w:val="0"/>
                 <w:sz w:val="18"/>
               </w:rPr>
-              <w:t>NLS-ST (Cơ bản 2): 3.1.CB2b: Chọn được cách thể hiện bản thân thông qua việc tạo ra các nội dung số đơn giản.</w:t>
+              <w:t>NLS-ST (Cơ bản 2): GV hướng dẫn HS đặt hiệu ứng chuyển trang cho bài trình chiếu và chỉnh thời gian chuyển</w:t>
+            </w:r>
+          </w:p>
+          <w:p>
+            <w:pPr>
+              <w:spacing w:after="0"/>
+            </w:pPr>
+            <w:r>
+              <w:rPr>
+                <w:b w:val="0"/>
+                <w:i w:val="0"/>
+                <w:sz w:val="18"/>
+              </w:rPr>
+              <w:t>NLS-GT (Cơ bản 2): HS trình bày bài hoàn chỉnh trước lớp, tập nói theo trang chiếu chứ không đọc nguyên chữ trên màn hình</w:t>
+            </w:r>
+          </w:p>
+          <w:p>
+            <w:pPr>
+              <w:spacing w:after="0"/>
+            </w:pPr>
+            <w:r>
+              <w:rPr>
+                <w:b w:val="0"/>
+                <w:i w:val="0"/>
+                <w:sz w:val="18"/>
+              </w:rPr>
+              <w:t>NLS-AT: Hiệu ứng chỉ là phần phụ, nội dung mới là chính — không lạm dụng hiệu ứng nhấp</w:t>
             </w:r>
           </w:p>
         </w:tc>
@@ -2921,7 +3005,6 @@
                 <w:i w:val="0"/>
                 <w:sz w:val="18"/>
               </w:rPr>
-              <w:t>NLS-ST (Cơ bản 2): 3.1.CB2b: Chọn được cách thể hiện bản thân thông qua việc tạo ra các nội dung số đơn giản.</w:t>
             </w:r>
           </w:p>
         </w:tc>
@@ -3038,7 +3121,33 @@
                 <w:i w:val="0"/>
                 <w:sz w:val="18"/>
               </w:rPr>
-              <w:t>NLS-ST (Cơ bản 2): 3.1.CB2a: Xác định được các cách tạo và chỉnh sửa nội dung đơn giản ở các định dạng đơn giản.</w:t>
+              <w:t>NLS-ST (Cơ bản 2): GV hướng dẫn HS mở phần mềm soạn thảo, gõ một đoạn văn ngắn của mình, đặt tên tệp và lưu vào thư mục riêng</w:t>
+            </w:r>
+          </w:p>
+          <w:p>
+            <w:pPr>
+              <w:spacing w:after="0"/>
+            </w:pPr>
+            <w:r>
+              <w:rPr>
+                <w:b w:val="0"/>
+                <w:i w:val="0"/>
+                <w:sz w:val="18"/>
+              </w:rPr>
+              <w:t>NLS-ST (Cơ bản 2): HS gõ đúng quy tắc trình bày tiếng Việt: viết hoa đầu câu, một dấu cách sau dấu chấm và dấu phẩy</w:t>
+            </w:r>
+          </w:p>
+          <w:p>
+            <w:pPr>
+              <w:spacing w:after="0"/>
+            </w:pPr>
+            <w:r>
+              <w:rPr>
+                <w:b w:val="0"/>
+                <w:i w:val="0"/>
+                <w:sz w:val="18"/>
+              </w:rPr>
+              <w:t>NLS-AT: Bài viết phải do chính HS nghĩ và gõ ra; chỉ lưu bài vào thư mục của mình</w:t>
             </w:r>
           </w:p>
         </w:tc>
@@ -3155,7 +3264,6 @@
                 <w:i w:val="0"/>
                 <w:sz w:val="18"/>
               </w:rPr>
-              <w:t>NLS-ST (Cơ bản 2): 3.1.CB2a: Xác định được các cách tạo và chỉnh sửa nội dung đơn giản ở các định dạng đơn giản.</w:t>
             </w:r>
           </w:p>
         </w:tc>
@@ -3272,7 +3380,33 @@
                 <w:i w:val="0"/>
                 <w:sz w:val="18"/>
               </w:rPr>
-              <w:t>NLS-ST (Cơ bản 2): 3.1.CB2b: Chọn được cách thể hiện bản thân thông qua việc tạo ra các nội dung số đơn giản.</w:t>
+              <w:t>NLS-ST (Cơ bản 2): GV hướng dẫn HS chỉnh sửa văn bản: chọn khối chữ, xoá, chèn thêm, sao chép, di chuyển đoạn, huỷ thao tác vừa làm</w:t>
+            </w:r>
+          </w:p>
+          <w:p>
+            <w:pPr>
+              <w:spacing w:after="0"/>
+            </w:pPr>
+            <w:r>
+              <w:rPr>
+                <w:b w:val="0"/>
+                <w:i w:val="0"/>
+                <w:sz w:val="18"/>
+              </w:rPr>
+              <w:t>NLS-GQVĐ (Cơ bản 2): HS dùng chức năng gợi ý lỗi chính tả của phần mềm để soát lại bài; GV lưu ý máy chỉ báo chỗ nghi ngờ</w:t>
+            </w:r>
+          </w:p>
+          <w:p>
+            <w:pPr>
+              <w:spacing w:after="0"/>
+            </w:pPr>
+            <w:r>
+              <w:rPr>
+                <w:b w:val="0"/>
+                <w:i w:val="0"/>
+                <w:sz w:val="18"/>
+              </w:rPr>
+              <w:t>NLS-AT: Chỉnh sửa trên bài của chính mình, không mở và sửa bài của bạn</w:t>
             </w:r>
           </w:p>
         </w:tc>
@@ -3389,7 +3523,6 @@
                 <w:i w:val="0"/>
                 <w:sz w:val="18"/>
               </w:rPr>
-              <w:t>NLS-ST (Cơ bản 2): 3.1.CB2b: Chọn được cách thể hiện bản thân thông qua việc tạo ra các nội dung số đơn giản.</w:t>
             </w:r>
           </w:p>
         </w:tc>
@@ -3506,7 +3639,33 @@
                 <w:i w:val="0"/>
                 <w:sz w:val="18"/>
               </w:rPr>
-              <w:t>NLS-ST (Cơ bản 2): 3.2.CB2a: Chọn được các cách sửa đổi, tinh chỉnh, cải thiện và tích hợp các mục đơn giản có nội dung và thông tin mới để tạo ra những nội dung và thông tin mới và độc đáo.</w:t>
+              <w:t>NLS-ST (Cơ bản 2): GV hướng dẫn HS đặt tay đúng hàng phím cơ sở và gõ bằng mười ngón; HS gõ một đoạn ngắn cho sẵn</w:t>
+            </w:r>
+          </w:p>
+          <w:p>
+            <w:pPr>
+              <w:spacing w:after="0"/>
+            </w:pPr>
+            <w:r>
+              <w:rPr>
+                <w:b w:val="0"/>
+                <w:i w:val="0"/>
+                <w:sz w:val="18"/>
+              </w:rPr>
+              <w:t>NLS-GQVĐ (Cơ bản 2): HS dùng phần mềm luyện gõ có chấm điểm để biết tốc độ và số lỗi sau mỗi lần luyện</w:t>
+            </w:r>
+          </w:p>
+          <w:p>
+            <w:pPr>
+              <w:spacing w:after="0"/>
+            </w:pPr>
+            <w:r>
+              <w:rPr>
+                <w:b w:val="0"/>
+                <w:i w:val="0"/>
+                <w:sz w:val="18"/>
+              </w:rPr>
+              <w:t>NLS-AT: Ngồi đúng tư thế, cổ tay thẳng, không tì mạnh</w:t>
             </w:r>
           </w:p>
         </w:tc>
@@ -3623,7 +3782,6 @@
                 <w:i w:val="0"/>
                 <w:sz w:val="18"/>
               </w:rPr>
-              <w:t>NLS-ST (Cơ bản 2): 3.2.CB2a: Chọn được các cách sửa đổi, tinh chỉnh, cải thiện và tích hợp các mục đơn giản có nội dung và thông tin mới để tạo ra những nội dung và thông tin mới và độc đáo.</w:t>
             </w:r>
           </w:p>
         </w:tc>
@@ -3740,7 +3898,33 @@
                 <w:i w:val="0"/>
                 <w:sz w:val="18"/>
               </w:rPr>
-              <w:t>NLS-GQVĐ (Cơ bản 2): 5.2.CB2b: Nhận ra được các công cụ số đơn giản và các giải pháp công nghệ có thể có để giải quyết những nhu cầu đó (giải trí lành mạnh).</w:t>
+              <w:t>NLS-GQVĐ (Cơ bản 2): GV chọn phần mềm trò chơi mang tính học tập (xếp hình, luyện gõ, giải đố, tìm đường)</w:t>
+            </w:r>
+          </w:p>
+          <w:p>
+            <w:pPr>
+              <w:spacing w:after="0"/>
+            </w:pPr>
+            <w:r>
+              <w:rPr>
+                <w:b w:val="0"/>
+                <w:i w:val="0"/>
+                <w:sz w:val="18"/>
+              </w:rPr>
+              <w:t>NLS-GT (Cơ bản 2): HS thoả thuận với bạn luật chơi và thứ tự lượt khi dùng chung một máy; giữ thái độ vui vẻ khi thắng, bình tĩnh khi thua</w:t>
+            </w:r>
+          </w:p>
+          <w:p>
+            <w:pPr>
+              <w:spacing w:after="0"/>
+            </w:pPr>
+            <w:r>
+              <w:rPr>
+                <w:b w:val="0"/>
+                <w:i w:val="0"/>
+                <w:sz w:val="18"/>
+              </w:rPr>
+              <w:t>NLS-AT: Đặt giới hạn thời gian chơi và dừng đúng giờ</w:t>
             </w:r>
           </w:p>
         </w:tc>
@@ -3857,7 +4041,6 @@
                 <w:i w:val="0"/>
                 <w:sz w:val="18"/>
               </w:rPr>
-              <w:t>NLS-GQVĐ (Cơ bản 2): 5.2.CB2b: Nhận ra được các công cụ số đơn giản và các giải pháp công nghệ có thể có để giải quyết những nhu cầu đó (giải trí lành mạnh).</w:t>
             </w:r>
           </w:p>
         </w:tc>
@@ -3974,7 +4157,33 @@
                 <w:i w:val="0"/>
                 <w:sz w:val="18"/>
               </w:rPr>
-              <w:t>NLS-ST (Cơ bản 2): 3.4.CB2a: Liệt kê được các hướng dẫn đơn giản để hệ thống máy tính giải quyết một vấn đề đơn giản hoặc thực hiện một nhiệm vụ đơn giản.</w:t>
+              <w:t>NLS-GQVĐ (Cơ bản 2): GV giới thiệu màn hình phần mềm lập trình trực quan: khu vực khối lệnh, khu vực ghép lệnh, sân khấu và nhân vật</w:t>
+            </w:r>
+          </w:p>
+          <w:p>
+            <w:pPr>
+              <w:spacing w:after="0"/>
+            </w:pPr>
+            <w:r>
+              <w:rPr>
+                <w:b w:val="0"/>
+                <w:i w:val="0"/>
+                <w:sz w:val="18"/>
+              </w:rPr>
+              <w:t>NLS-GQVĐ (Cơ bản 2): HS thử đổi thứ tự các khối lệnh rồi chạy lại để thấy máy làm đúng theo thứ tự mình xếp — sai ở đâu sửa ở đó</w:t>
+            </w:r>
+          </w:p>
+          <w:p>
+            <w:pPr>
+              <w:spacing w:after="0"/>
+            </w:pPr>
+            <w:r>
+              <w:rPr>
+                <w:b w:val="0"/>
+                <w:i w:val="0"/>
+                <w:sz w:val="18"/>
+              </w:rPr>
+              <w:t>NLS-AT: Chỉ mở phần mềm và dự án GV chỉ định; lưu dự án vào thư mục của mình</w:t>
             </w:r>
           </w:p>
         </w:tc>
@@ -4091,7 +4300,6 @@
                 <w:i w:val="0"/>
                 <w:sz w:val="18"/>
               </w:rPr>
-              <w:t>NLS-ST (Cơ bản 2): 3.4.CB2a: Liệt kê được các hướng dẫn đơn giản để hệ thống máy tính giải quyết một vấn đề đơn giản hoặc thực hiện một nhiệm vụ đơn giản.</w:t>
             </w:r>
           </w:p>
         </w:tc>
@@ -4208,7 +4416,46 @@
                 <w:i w:val="0"/>
                 <w:sz w:val="18"/>
               </w:rPr>
-              <w:t>NLS-ST (Cơ bản 2): 3.4.CB2a: Liệt kê được các hướng dẫn đơn giản để hệ thống máy tính giải quyết một vấn đề đơn giản hoặc thực hiện một nhiệm vụ đơn giản.</w:t>
+              <w:t>NLS-ST (Cơ bản 2): HS diễn tả một ý tưởng của mình thành chương trình cho “Tạo chương trình máy tính để diễn tả ý tưởng”: chọn nhân vật, phông nền</w:t>
+            </w:r>
+          </w:p>
+          <w:p>
+            <w:pPr>
+              <w:spacing w:after="0"/>
+            </w:pPr>
+            <w:r>
+              <w:rPr>
+                <w:b w:val="0"/>
+                <w:i w:val="0"/>
+                <w:sz w:val="18"/>
+              </w:rPr>
+              <w:t>NLS-GQVĐ (Cơ bản 2): Khi chương trình chạy chưa đúng, HS chia nhỏ để tìm lỗi: chạy từng phần, kiểm tra thứ tự lệnh, đổi giá trị thời gian và bước đi</w:t>
+            </w:r>
+          </w:p>
+          <w:p>
+            <w:pPr>
+              <w:spacing w:after="0"/>
+            </w:pPr>
+            <w:r>
+              <w:rPr>
+                <w:b w:val="0"/>
+                <w:i w:val="0"/>
+                <w:sz w:val="18"/>
+              </w:rPr>
+              <w:t>NLS-GT (Cơ bản 2): HS giới thiệu chương trình của mình trước lớp, nghe bạn góp ý và ghi lại một điều mình sẽ cải tiến ở lần sau.</w:t>
+            </w:r>
+          </w:p>
+          <w:p>
+            <w:pPr>
+              <w:spacing w:after="0"/>
+            </w:pPr>
+            <w:r>
+              <w:rPr>
+                <w:b w:val="0"/>
+                <w:i w:val="0"/>
+                <w:sz w:val="18"/>
+              </w:rPr>
+              <w:t>NLS-AT: Ý tưởng và lời thoại trong chương trình phải do HS tự nghĩ; nhân vật</w:t>
             </w:r>
           </w:p>
         </w:tc>
@@ -4325,7 +4572,6 @@
                 <w:i w:val="0"/>
                 <w:sz w:val="18"/>
               </w:rPr>
-              <w:t>NLS-ST (Cơ bản 2): 3.4.CB2a: Liệt kê được các hướng dẫn đơn giản để hệ thống máy tính giải quyết một vấn đề đơn giản hoặc thực hiện một nhiệm vụ đơn giản.</w:t>
             </w:r>
           </w:p>
         </w:tc>
@@ -4442,7 +4688,7 @@
                 <w:i w:val="0"/>
                 <w:sz w:val="18"/>
               </w:rPr>
-              <w:t>NLS-ST (Cơ bản 2): 3.4.CB2a: Liệt kê được các hướng dẫn đơn giản để hệ thống máy tính giải quyết một vấn đề đơn giản hoặc thực hiện một nhiệm vụ đơn giản.</w:t>
+              <w:t>STEM: Bài học STEM.</w:t>
             </w:r>
           </w:p>
           <w:p>
@@ -4455,7 +4701,46 @@
                 <w:i w:val="0"/>
                 <w:sz w:val="18"/>
               </w:rPr>
-              <w:t>STEM: Bài học STEM.</w:t>
+              <w:t>NLS-ST (Cơ bản 2): HS diễn tả một ý tưởng của mình thành chương trình cho “Chương trình của em”: chọn nhân vật, phông nền</w:t>
+            </w:r>
+          </w:p>
+          <w:p>
+            <w:pPr>
+              <w:spacing w:after="0"/>
+            </w:pPr>
+            <w:r>
+              <w:rPr>
+                <w:b w:val="0"/>
+                <w:i w:val="0"/>
+                <w:sz w:val="18"/>
+              </w:rPr>
+              <w:t>NLS-GQVĐ (Cơ bản 2): Khi chương trình chạy chưa đúng, HS chia nhỏ để tìm lỗi: chạy từng phần, kiểm tra thứ tự lệnh, đổi giá trị thời gian và bước đi</w:t>
+            </w:r>
+          </w:p>
+          <w:p>
+            <w:pPr>
+              <w:spacing w:after="0"/>
+            </w:pPr>
+            <w:r>
+              <w:rPr>
+                <w:b w:val="0"/>
+                <w:i w:val="0"/>
+                <w:sz w:val="18"/>
+              </w:rPr>
+              <w:t>NLS-GT (Cơ bản 2): HS giới thiệu chương trình của mình trước lớp, nghe bạn góp ý và ghi lại một điều mình sẽ cải tiến ở lần sau.</w:t>
+            </w:r>
+          </w:p>
+          <w:p>
+            <w:pPr>
+              <w:spacing w:after="0"/>
+            </w:pPr>
+            <w:r>
+              <w:rPr>
+                <w:b w:val="0"/>
+                <w:i w:val="0"/>
+                <w:sz w:val="18"/>
+              </w:rPr>
+              <w:t>NLS-AT: Ý tưởng và lời thoại trong chương trình phải do HS tự nghĩ; nhân vật</w:t>
             </w:r>
           </w:p>
         </w:tc>
@@ -4566,19 +4851,6 @@
               <w:spacing w:after="0"/>
             </w:pPr>
             <w:r/>
-            <w:r>
-              <w:rPr>
-                <w:b w:val="0"/>
-                <w:i w:val="0"/>
-                <w:sz w:val="18"/>
-              </w:rPr>
-              <w:t>NLS-ST (Cơ bản 2): 3.4.CB2a: Liệt kê được các hướng dẫn đơn giản để hệ thống máy tính giải quyết một vấn đề đơn giản hoặc thực hiện một nhiệm vụ đơn giản.</w:t>
-            </w:r>
-          </w:p>
-          <w:p>
-            <w:pPr>
-              <w:spacing w:after="0"/>
-            </w:pPr>
             <w:r>
               <w:rPr>
                 <w:b w:val="0"/>

--- a/assets/docs/lop4/Tin hoc - Lop 4.docx
+++ b/assets/docs/lop4/Tin hoc - Lop 4.docx
@@ -624,33 +624,7 @@
                 <w:i w:val="0"/>
                 <w:sz w:val="18"/>
               </w:rPr>
-              <w:t>NLS-GQVĐ (Cơ bản 2): GV cho HS chỉ trên máy tính lớp đâu là phần cứng như thân máy, màn hình, bàn phím, chuột</w:t>
-            </w:r>
-          </w:p>
-          <w:p>
-            <w:pPr>
-              <w:spacing w:after="0"/>
-            </w:pPr>
-            <w:r>
-              <w:rPr>
-                <w:b w:val="0"/>
-                <w:i w:val="0"/>
-                <w:sz w:val="18"/>
-              </w:rPr>
-              <w:t>NLS-KT (Cơ bản 2): HS quan sát ảnh các thiết bị trên máy chiếu, phân loại vào hai cột phần cứng và phần mềm, ghép cột A với cột B</w:t>
-            </w:r>
-          </w:p>
-          <w:p>
-            <w:pPr>
-              <w:spacing w:after="0"/>
-            </w:pPr>
-            <w:r>
-              <w:rPr>
-                <w:b w:val="0"/>
-                <w:i w:val="0"/>
-                <w:sz w:val="18"/>
-              </w:rPr>
-              <w:t>NLS-AT: Không tháo, không cắm rút dây thiết bị khi máy đang bật</w:t>
+              <w:t>NLS-GQVĐ (Cơ bản 2): Cho HS chỉ trên máy tính lớp đâu là phần cứng như thân máy, màn hình, bàn phím, chuột.</w:t>
             </w:r>
           </w:p>
         </w:tc>
@@ -883,33 +857,7 @@
                 <w:i w:val="0"/>
                 <w:sz w:val="18"/>
               </w:rPr>
-              <w:t>NLS-ST (Cơ bản 2): Ở bài “Gõ bàn phím đúng cách”, GV hướng dẫn HS đặt tay đúng hàng phím cơ sở và gõ bằng mười ngón</w:t>
-            </w:r>
-          </w:p>
-          <w:p>
-            <w:pPr>
-              <w:spacing w:after="0"/>
-            </w:pPr>
-            <w:r>
-              <w:rPr>
-                <w:b w:val="0"/>
-                <w:i w:val="0"/>
-                <w:sz w:val="18"/>
-              </w:rPr>
-              <w:t>NLS-GQVĐ (Cơ bản 2): GV chiếu hai ảnh tư thế ngồi máy: một đúng, một sai; HS chỉ ra chỗ khác nhau ở lưng, khoảng cách mắt</w:t>
-            </w:r>
-          </w:p>
-          <w:p>
-            <w:pPr>
-              <w:spacing w:after="0"/>
-            </w:pPr>
-            <w:r>
-              <w:rPr>
-                <w:b w:val="0"/>
-                <w:i w:val="0"/>
-                <w:sz w:val="18"/>
-              </w:rPr>
-              <w:t>NLS-AT: HS ngồi thẳng lưng, mắt cách màn hình khoảng một cánh tay</w:t>
+              <w:t>NLS-ST (Cơ bản 2): Ở bài “Gõ bàn phím đúng cách”.</w:t>
             </w:r>
           </w:p>
         </w:tc>
@@ -1142,33 +1090,7 @@
                 <w:i w:val="0"/>
                 <w:sz w:val="18"/>
               </w:rPr>
-              <w:t>NLS-KT (Cơ bản 2): GV mở một trang web dành cho thiếu nhi, chỉ cho HS các thành phần: ô địa chỉ, tiêu đề trang, khối văn bản, hình ảnh, liên kết</w:t>
-            </w:r>
-          </w:p>
-          <w:p>
-            <w:pPr>
-              <w:spacing w:after="0"/>
-            </w:pPr>
-            <w:r>
-              <w:rPr>
-                <w:b w:val="0"/>
-                <w:i w:val="0"/>
-                <w:sz w:val="18"/>
-              </w:rPr>
-              <w:t>NLS-KT (Cơ bản 2): HS tập đọc địa chỉ trang để đoán trang đó của ai (báo dành cho thiếu nhi, trường học, cơ quan nhà nước</w:t>
-            </w:r>
-          </w:p>
-          <w:p>
-            <w:pPr>
-              <w:spacing w:after="0"/>
-            </w:pPr>
-            <w:r>
-              <w:rPr>
-                <w:b w:val="0"/>
-                <w:i w:val="0"/>
-                <w:sz w:val="18"/>
-              </w:rPr>
-              <w:t>NLS-AT: Không bấm vào quảng cáo, cửa sổ tự hiện lên hay nút “tải về” lạ</w:t>
+              <w:t>NLS-KT (Cơ bản 2): Mở một trang web dành cho thiếu nhi, chỉ cho HS các thành phần.</w:t>
             </w:r>
           </w:p>
         </w:tc>
@@ -1401,46 +1323,7 @@
                 <w:i w:val="0"/>
                 <w:sz w:val="18"/>
               </w:rPr>
-              <w:t>NLS-KT (Cơ bản 2): GV hướng dẫn HS chọn từ khoá ngắn, đúng trọng tâm cho một câu hỏi cụ thể; HS gõ từ khoá</w:t>
-            </w:r>
-          </w:p>
-          <w:p>
-            <w:pPr>
-              <w:spacing w:after="0"/>
-            </w:pPr>
-            <w:r>
-              <w:rPr>
-                <w:b w:val="0"/>
-                <w:i w:val="0"/>
-                <w:sz w:val="18"/>
-              </w:rPr>
-              <w:t>NLS-KT (Cơ bản 2): HS đối chiếu thông tin tìm được ở ít nhất hai trang và với SGK</w:t>
-            </w:r>
-          </w:p>
-          <w:p>
-            <w:pPr>
-              <w:spacing w:after="0"/>
-            </w:pPr>
-            <w:r>
-              <w:rPr>
-                <w:b w:val="0"/>
-                <w:i w:val="0"/>
-                <w:sz w:val="18"/>
-              </w:rPr>
-              <w:t>AI-NB (Cơ bản 2): GV chỉ cho HS thấy phần trả lời tóm tắt do máy tự sinh đặt ở đầu trang kết quả</w:t>
-            </w:r>
-          </w:p>
-          <w:p>
-            <w:pPr>
-              <w:spacing w:after="0"/>
-            </w:pPr>
-            <w:r>
-              <w:rPr>
-                <w:b w:val="0"/>
-                <w:i w:val="0"/>
-                <w:sz w:val="18"/>
-              </w:rPr>
-              <w:t>NLS-AT: Chỉ tìm kiếm với từ khoá phục vụ bài học; không tải tệp lạ về máy</w:t>
+              <w:t>AI-NB (Nhận biết): Chỉ cho HS thấy phần trả lời tóm tắt do máy tự sinh đặt ở đầu trang kết quả.</w:t>
             </w:r>
           </w:p>
         </w:tc>
@@ -1673,33 +1556,7 @@
                 <w:i w:val="0"/>
                 <w:sz w:val="18"/>
               </w:rPr>
-              <w:t>NLS-GQVĐ (Cơ bản 2): GV hướng dẫn HS tạo thư mục riêng mang tên mình, đặt tên tệp dễ hiểu, sao chép – di chuyển – đổi tên – xoá tệp</w:t>
-            </w:r>
-          </w:p>
-          <w:p>
-            <w:pPr>
-              <w:spacing w:after="0"/>
-            </w:pPr>
-            <w:r>
-              <w:rPr>
-                <w:b w:val="0"/>
-                <w:i w:val="0"/>
-                <w:sz w:val="18"/>
-              </w:rPr>
-              <w:t>NLS-GQVĐ (Cơ bản 2): HS tự nghĩ một cách sắp xếp thư mục (theo môn học hoặc theo tháng) và giải thích vì sao cách đó giúp mình tìm bài nhanh hơn</w:t>
-            </w:r>
-          </w:p>
-          <w:p>
-            <w:pPr>
-              <w:spacing w:after="0"/>
-            </w:pPr>
-            <w:r>
-              <w:rPr>
-                <w:b w:val="0"/>
-                <w:i w:val="0"/>
-                <w:sz w:val="18"/>
-              </w:rPr>
-              <w:t>NLS-AT: Chỉ thao tác trong thư mục của mình, không mở, không sửa</w:t>
+              <w:t>NLS-GQVĐ (Cơ bản 2): Hướng dẫn HS tạo thư mục riêng mang tên mình, đặt tên tệp dễ hiểu, sao chép.</w:t>
             </w:r>
           </w:p>
         </w:tc>
@@ -1932,33 +1789,7 @@
                 <w:i w:val="0"/>
                 <w:sz w:val="18"/>
               </w:rPr>
-              <w:t>NLS-KT (Cơ bản 2): GV cho HS quan sát cửa sổ giấy phép hiện ra khi cài một phần mềm, chỉ chỗ ghi phần mềm dùng miễn phí hay phải mua</w:t>
-            </w:r>
-          </w:p>
-          <w:p>
-            <w:pPr>
-              <w:spacing w:after="0"/>
-            </w:pPr>
-            <w:r>
-              <w:rPr>
-                <w:b w:val="0"/>
-                <w:i w:val="0"/>
-                <w:sz w:val="18"/>
-              </w:rPr>
-              <w:t>NLS-ST (Cơ bản 2): GV nêu công sức của người viết phần mềm, người vẽ tranh, người viết truyện</w:t>
-            </w:r>
-          </w:p>
-          <w:p>
-            <w:pPr>
-              <w:spacing w:after="0"/>
-            </w:pPr>
-            <w:r>
-              <w:rPr>
-                <w:b w:val="0"/>
-                <w:i w:val="0"/>
-                <w:sz w:val="18"/>
-              </w:rPr>
-              <w:t>NLS-AT: Chỉ dùng phần mềm được thầy cô, cha mẹ cho phép</w:t>
+              <w:t>NLS-KT (Cơ bản 2): Cho HS quan sát cửa sổ giấy phép hiện ra khi cài một phần mềm, chỉ chỗ ghi phần mềm dùng miễn phí hay phải mua.</w:t>
             </w:r>
           </w:p>
         </w:tc>
@@ -2075,33 +1906,7 @@
                 <w:i w:val="0"/>
                 <w:sz w:val="18"/>
               </w:rPr>
-              <w:t>NLS-ST (Cơ bản 2): GV hướng dẫn HS thực hiện “Tạo bài trình chiếu”: mở phần mềm, thêm trang chiếu, nhập tiêu đề và nội dung ngắn gọn, chèn ảnh minh hoạ</w:t>
-            </w:r>
-          </w:p>
-          <w:p>
-            <w:pPr>
-              <w:spacing w:after="0"/>
-            </w:pPr>
-            <w:r>
-              <w:rPr>
-                <w:b w:val="0"/>
-                <w:i w:val="0"/>
-                <w:sz w:val="18"/>
-              </w:rPr>
-              <w:t>NLS-GT (Cơ bản 2): HS trình chiếu bài của mình cho nhóm xem, nghe bạn góp ý xem chữ có dễ đọc không, ảnh có đúng nội dung không</w:t>
-            </w:r>
-          </w:p>
-          <w:p>
-            <w:pPr>
-              <w:spacing w:after="0"/>
-            </w:pPr>
-            <w:r>
-              <w:rPr>
-                <w:b w:val="0"/>
-                <w:i w:val="0"/>
-                <w:sz w:val="18"/>
-              </w:rPr>
-              <w:t>NLS-AT: Chỉ dùng ảnh do mình chụp, mình vẽ hoặc ảnh được phép dùng và ghi rõ nguồn</w:t>
+              <w:t>NLS-ST (Cơ bản 2): Hướng dẫn HS thực hiện “Tạo bài trình chiếu”.</w:t>
             </w:r>
           </w:p>
           <w:p>
@@ -2347,33 +2152,7 @@
                 <w:i w:val="0"/>
                 <w:sz w:val="18"/>
               </w:rPr>
-              <w:t>NLS-ST (Cơ bản 2): GV cho HS so sánh hai trang chiếu cùng nội dung: một trang chữ nhỏ, nhiều màu loè loẹt và một trang chữ to, màu tương phản rõ</w:t>
-            </w:r>
-          </w:p>
-          <w:p>
-            <w:pPr>
-              <w:spacing w:after="0"/>
-            </w:pPr>
-            <w:r>
-              <w:rPr>
-                <w:b w:val="0"/>
-                <w:i w:val="0"/>
-                <w:sz w:val="18"/>
-              </w:rPr>
-              <w:t>NLS-ST (Cơ bản 2): HS định dạng lại bài trình chiếu của mình: chỉnh cỡ chữ tiêu đề và nội dung, chọn màu chữ nổi trên nền, căn lề cho thẳng</w:t>
-            </w:r>
-          </w:p>
-          <w:p>
-            <w:pPr>
-              <w:spacing w:after="0"/>
-            </w:pPr>
-            <w:r>
-              <w:rPr>
-                <w:b w:val="0"/>
-                <w:i w:val="0"/>
-                <w:sz w:val="18"/>
-              </w:rPr>
-              <w:t>NLS-AT: Không chép nguyên đoạn văn của người khác vào trang chiếu rồi nhận là của mình</w:t>
+              <w:t>NLS-ST (Cơ bản 2): Cho HS so sánh hai trang chiếu cùng nội dung.</w:t>
             </w:r>
           </w:p>
         </w:tc>
@@ -2606,33 +2385,7 @@
                 <w:i w:val="0"/>
                 <w:sz w:val="18"/>
               </w:rPr>
-              <w:t>NLS-ST (Cơ bản 2): GV hướng dẫn HS đặt hiệu ứng chuyển trang cho bài trình chiếu và chỉnh thời gian chuyển</w:t>
-            </w:r>
-          </w:p>
-          <w:p>
-            <w:pPr>
-              <w:spacing w:after="0"/>
-            </w:pPr>
-            <w:r>
-              <w:rPr>
-                <w:b w:val="0"/>
-                <w:i w:val="0"/>
-                <w:sz w:val="18"/>
-              </w:rPr>
-              <w:t>NLS-GT (Cơ bản 2): HS trình bày bài hoàn chỉnh trước lớp, tập nói theo trang chiếu chứ không đọc nguyên chữ trên màn hình</w:t>
-            </w:r>
-          </w:p>
-          <w:p>
-            <w:pPr>
-              <w:spacing w:after="0"/>
-            </w:pPr>
-            <w:r>
-              <w:rPr>
-                <w:b w:val="0"/>
-                <w:i w:val="0"/>
-                <w:sz w:val="18"/>
-              </w:rPr>
-              <w:t>NLS-AT: Hiệu ứng chỉ là phần phụ, nội dung mới là chính — không lạm dụng hiệu ứng nhấp</w:t>
+              <w:t>NLS-GT (Cơ bản 2): HS trình bày bài hoàn chỉnh trước lớp, tập nói theo trang chiếu chứ không đọc nguyên chữ trên màn hình.</w:t>
             </w:r>
           </w:p>
         </w:tc>
@@ -3121,33 +2874,7 @@
                 <w:i w:val="0"/>
                 <w:sz w:val="18"/>
               </w:rPr>
-              <w:t>NLS-ST (Cơ bản 2): GV hướng dẫn HS mở phần mềm soạn thảo, gõ một đoạn văn ngắn của mình, đặt tên tệp và lưu vào thư mục riêng</w:t>
-            </w:r>
-          </w:p>
-          <w:p>
-            <w:pPr>
-              <w:spacing w:after="0"/>
-            </w:pPr>
-            <w:r>
-              <w:rPr>
-                <w:b w:val="0"/>
-                <w:i w:val="0"/>
-                <w:sz w:val="18"/>
-              </w:rPr>
-              <w:t>NLS-ST (Cơ bản 2): HS gõ đúng quy tắc trình bày tiếng Việt: viết hoa đầu câu, một dấu cách sau dấu chấm và dấu phẩy</w:t>
-            </w:r>
-          </w:p>
-          <w:p>
-            <w:pPr>
-              <w:spacing w:after="0"/>
-            </w:pPr>
-            <w:r>
-              <w:rPr>
-                <w:b w:val="0"/>
-                <w:i w:val="0"/>
-                <w:sz w:val="18"/>
-              </w:rPr>
-              <w:t>NLS-AT: Bài viết phải do chính HS nghĩ và gõ ra; chỉ lưu bài vào thư mục của mình</w:t>
+              <w:t>NLS-ST (Cơ bản 2): Hướng dẫn HS mở phần mềm soạn thảo, gõ một đoạn văn ngắn của mình.</w:t>
             </w:r>
           </w:p>
         </w:tc>
@@ -3380,33 +3107,7 @@
                 <w:i w:val="0"/>
                 <w:sz w:val="18"/>
               </w:rPr>
-              <w:t>NLS-ST (Cơ bản 2): GV hướng dẫn HS chỉnh sửa văn bản: chọn khối chữ, xoá, chèn thêm, sao chép, di chuyển đoạn, huỷ thao tác vừa làm</w:t>
-            </w:r>
-          </w:p>
-          <w:p>
-            <w:pPr>
-              <w:spacing w:after="0"/>
-            </w:pPr>
-            <w:r>
-              <w:rPr>
-                <w:b w:val="0"/>
-                <w:i w:val="0"/>
-                <w:sz w:val="18"/>
-              </w:rPr>
-              <w:t>NLS-GQVĐ (Cơ bản 2): HS dùng chức năng gợi ý lỗi chính tả của phần mềm để soát lại bài; GV lưu ý máy chỉ báo chỗ nghi ngờ</w:t>
-            </w:r>
-          </w:p>
-          <w:p>
-            <w:pPr>
-              <w:spacing w:after="0"/>
-            </w:pPr>
-            <w:r>
-              <w:rPr>
-                <w:b w:val="0"/>
-                <w:i w:val="0"/>
-                <w:sz w:val="18"/>
-              </w:rPr>
-              <w:t>NLS-AT: Chỉnh sửa trên bài của chính mình, không mở và sửa bài của bạn</w:t>
+              <w:t>NLS-GQVĐ (Cơ bản 2): HS dùng chức năng gợi ý lỗi chính tả của phần mềm.</w:t>
             </w:r>
           </w:p>
         </w:tc>
@@ -3639,33 +3340,7 @@
                 <w:i w:val="0"/>
                 <w:sz w:val="18"/>
               </w:rPr>
-              <w:t>NLS-ST (Cơ bản 2): GV hướng dẫn HS đặt tay đúng hàng phím cơ sở và gõ bằng mười ngón; HS gõ một đoạn ngắn cho sẵn</w:t>
-            </w:r>
-          </w:p>
-          <w:p>
-            <w:pPr>
-              <w:spacing w:after="0"/>
-            </w:pPr>
-            <w:r>
-              <w:rPr>
-                <w:b w:val="0"/>
-                <w:i w:val="0"/>
-                <w:sz w:val="18"/>
-              </w:rPr>
-              <w:t>NLS-GQVĐ (Cơ bản 2): HS dùng phần mềm luyện gõ có chấm điểm để biết tốc độ và số lỗi sau mỗi lần luyện</w:t>
-            </w:r>
-          </w:p>
-          <w:p>
-            <w:pPr>
-              <w:spacing w:after="0"/>
-            </w:pPr>
-            <w:r>
-              <w:rPr>
-                <w:b w:val="0"/>
-                <w:i w:val="0"/>
-                <w:sz w:val="18"/>
-              </w:rPr>
-              <w:t>NLS-AT: Ngồi đúng tư thế, cổ tay thẳng, không tì mạnh</w:t>
+              <w:t>NLS-ST (Cơ bản 2): Hướng dẫn HS đặt tay đúng hàng phím cơ sở.</w:t>
             </w:r>
           </w:p>
         </w:tc>
@@ -3898,33 +3573,7 @@
                 <w:i w:val="0"/>
                 <w:sz w:val="18"/>
               </w:rPr>
-              <w:t>NLS-GQVĐ (Cơ bản 2): GV chọn phần mềm trò chơi mang tính học tập (xếp hình, luyện gõ, giải đố, tìm đường)</w:t>
-            </w:r>
-          </w:p>
-          <w:p>
-            <w:pPr>
-              <w:spacing w:after="0"/>
-            </w:pPr>
-            <w:r>
-              <w:rPr>
-                <w:b w:val="0"/>
-                <w:i w:val="0"/>
-                <w:sz w:val="18"/>
-              </w:rPr>
-              <w:t>NLS-GT (Cơ bản 2): HS thoả thuận với bạn luật chơi và thứ tự lượt khi dùng chung một máy; giữ thái độ vui vẻ khi thắng, bình tĩnh khi thua</w:t>
-            </w:r>
-          </w:p>
-          <w:p>
-            <w:pPr>
-              <w:spacing w:after="0"/>
-            </w:pPr>
-            <w:r>
-              <w:rPr>
-                <w:b w:val="0"/>
-                <w:i w:val="0"/>
-                <w:sz w:val="18"/>
-              </w:rPr>
-              <w:t>NLS-AT: Đặt giới hạn thời gian chơi và dừng đúng giờ</w:t>
+              <w:t>NLS-GQVĐ (Cơ bản 2): Chọn phần mềm trò chơi mang tính học tập (xếp hình, luyện gõ, giải đố, tìm đường).</w:t>
             </w:r>
           </w:p>
         </w:tc>
@@ -4157,33 +3806,7 @@
                 <w:i w:val="0"/>
                 <w:sz w:val="18"/>
               </w:rPr>
-              <w:t>NLS-GQVĐ (Cơ bản 2): GV giới thiệu màn hình phần mềm lập trình trực quan: khu vực khối lệnh, khu vực ghép lệnh, sân khấu và nhân vật</w:t>
-            </w:r>
-          </w:p>
-          <w:p>
-            <w:pPr>
-              <w:spacing w:after="0"/>
-            </w:pPr>
-            <w:r>
-              <w:rPr>
-                <w:b w:val="0"/>
-                <w:i w:val="0"/>
-                <w:sz w:val="18"/>
-              </w:rPr>
-              <w:t>NLS-GQVĐ (Cơ bản 2): HS thử đổi thứ tự các khối lệnh rồi chạy lại để thấy máy làm đúng theo thứ tự mình xếp — sai ở đâu sửa ở đó</w:t>
-            </w:r>
-          </w:p>
-          <w:p>
-            <w:pPr>
-              <w:spacing w:after="0"/>
-            </w:pPr>
-            <w:r>
-              <w:rPr>
-                <w:b w:val="0"/>
-                <w:i w:val="0"/>
-                <w:sz w:val="18"/>
-              </w:rPr>
-              <w:t>NLS-AT: Chỉ mở phần mềm và dự án GV chỉ định; lưu dự án vào thư mục của mình</w:t>
+              <w:t>NLS-GQVĐ (Cơ bản 2): Giới thiệu màn hình phần mềm lập trình trực quan.</w:t>
             </w:r>
           </w:p>
         </w:tc>
@@ -4416,46 +4039,7 @@
                 <w:i w:val="0"/>
                 <w:sz w:val="18"/>
               </w:rPr>
-              <w:t>NLS-ST (Cơ bản 2): HS diễn tả một ý tưởng của mình thành chương trình cho “Tạo chương trình máy tính để diễn tả ý tưởng”: chọn nhân vật, phông nền</w:t>
-            </w:r>
-          </w:p>
-          <w:p>
-            <w:pPr>
-              <w:spacing w:after="0"/>
-            </w:pPr>
-            <w:r>
-              <w:rPr>
-                <w:b w:val="0"/>
-                <w:i w:val="0"/>
-                <w:sz w:val="18"/>
-              </w:rPr>
-              <w:t>NLS-GQVĐ (Cơ bản 2): Khi chương trình chạy chưa đúng, HS chia nhỏ để tìm lỗi: chạy từng phần, kiểm tra thứ tự lệnh, đổi giá trị thời gian và bước đi</w:t>
-            </w:r>
-          </w:p>
-          <w:p>
-            <w:pPr>
-              <w:spacing w:after="0"/>
-            </w:pPr>
-            <w:r>
-              <w:rPr>
-                <w:b w:val="0"/>
-                <w:i w:val="0"/>
-                <w:sz w:val="18"/>
-              </w:rPr>
-              <w:t>NLS-GT (Cơ bản 2): HS giới thiệu chương trình của mình trước lớp, nghe bạn góp ý và ghi lại một điều mình sẽ cải tiến ở lần sau.</w:t>
-            </w:r>
-          </w:p>
-          <w:p>
-            <w:pPr>
-              <w:spacing w:after="0"/>
-            </w:pPr>
-            <w:r>
-              <w:rPr>
-                <w:b w:val="0"/>
-                <w:i w:val="0"/>
-                <w:sz w:val="18"/>
-              </w:rPr>
-              <w:t>NLS-AT: Ý tưởng và lời thoại trong chương trình phải do HS tự nghĩ; nhân vật</w:t>
+              <w:t>NLS-ST (Cơ bản 2): HS diễn tả một ý tưởng của mình thành chương trình cho “Tạo chương trình máy tính để diễn tả ý tưởng”.</w:t>
             </w:r>
           </w:p>
         </w:tc>
@@ -4701,46 +4285,7 @@
                 <w:i w:val="0"/>
                 <w:sz w:val="18"/>
               </w:rPr>
-              <w:t>NLS-ST (Cơ bản 2): HS diễn tả một ý tưởng của mình thành chương trình cho “Chương trình của em”: chọn nhân vật, phông nền</w:t>
-            </w:r>
-          </w:p>
-          <w:p>
-            <w:pPr>
-              <w:spacing w:after="0"/>
-            </w:pPr>
-            <w:r>
-              <w:rPr>
-                <w:b w:val="0"/>
-                <w:i w:val="0"/>
-                <w:sz w:val="18"/>
-              </w:rPr>
-              <w:t>NLS-GQVĐ (Cơ bản 2): Khi chương trình chạy chưa đúng, HS chia nhỏ để tìm lỗi: chạy từng phần, kiểm tra thứ tự lệnh, đổi giá trị thời gian và bước đi</w:t>
-            </w:r>
-          </w:p>
-          <w:p>
-            <w:pPr>
-              <w:spacing w:after="0"/>
-            </w:pPr>
-            <w:r>
-              <w:rPr>
-                <w:b w:val="0"/>
-                <w:i w:val="0"/>
-                <w:sz w:val="18"/>
-              </w:rPr>
-              <w:t>NLS-GT (Cơ bản 2): HS giới thiệu chương trình của mình trước lớp, nghe bạn góp ý và ghi lại một điều mình sẽ cải tiến ở lần sau.</w:t>
-            </w:r>
-          </w:p>
-          <w:p>
-            <w:pPr>
-              <w:spacing w:after="0"/>
-            </w:pPr>
-            <w:r>
-              <w:rPr>
-                <w:b w:val="0"/>
-                <w:i w:val="0"/>
-                <w:sz w:val="18"/>
-              </w:rPr>
-              <w:t>NLS-AT: Ý tưởng và lời thoại trong chương trình phải do HS tự nghĩ; nhân vật</w:t>
+              <w:t>NLS-GQVĐ (Cơ bản 2): Khi chương trình chạy chưa đúng, HS chia nhỏ để tìm lỗi.</w:t>
             </w:r>
           </w:p>
         </w:tc>

--- a/assets/docs/lop4/Tin hoc - Lop 4.docx
+++ b/assets/docs/lop4/Tin hoc - Lop 4.docx
@@ -566,7 +566,7 @@
                 <w:i w:val="0"/>
                 <w:sz w:val="20"/>
               </w:rPr>
-              <w:t>Chủ đề A: Máy tính và em</w:t>
+              <w:t>Chủ đề 1: Máy tính và em</w:t>
             </w:r>
           </w:p>
         </w:tc>
@@ -585,7 +585,7 @@
                 <w:i w:val="0"/>
                 <w:sz w:val="20"/>
               </w:rPr>
-              <w:t>Bài 01: PHẦN CỨNG VÀ PHẦN MỀM MÁY TÍNH (Tiết 1)</w:t>
+              <w:t>Bài 1. Phần cứng và phần mềm máy tính (Tiết 1)</w:t>
             </w:r>
           </w:p>
         </w:tc>
@@ -605,7 +605,7 @@
                 <w:i w:val="0"/>
                 <w:sz w:val="20"/>
               </w:rPr>
-              <w:t>Tiết 1 (1 tiết)</w:t>
+              <w:t>Tiết 1 (2 tiết)</w:t>
             </w:r>
           </w:p>
         </w:tc>
@@ -624,7 +624,7 @@
                 <w:i w:val="0"/>
                 <w:sz w:val="18"/>
               </w:rPr>
-              <w:t>NLS-GQVĐ (Cơ bản 2): Cho HS chỉ trên máy tính lớp đâu là phần cứng như thân máy, màn hình, bàn phím, chuột.</w:t>
+              <w:t>Năng lực số 5.2 CB2b: HS chỉ trên máy tính của lớp đâu là thân máy, màn hình, bàn phím, chuột và nói việc từng bộ phận làm</w:t>
             </w:r>
           </w:p>
         </w:tc>
@@ -683,7 +683,7 @@
                 <w:i w:val="0"/>
                 <w:sz w:val="20"/>
               </w:rPr>
-              <w:t>Chủ đề A: Máy tính và em</w:t>
+              <w:t>Chủ đề 1: Máy tính và em</w:t>
             </w:r>
           </w:p>
         </w:tc>
@@ -702,7 +702,7 @@
                 <w:i w:val="0"/>
                 <w:sz w:val="20"/>
               </w:rPr>
-              <w:t>Bài 01: PHẦN CỨNG VÀ PHẦN MỀM MÁY TÍNH (Tiết 2)</w:t>
+              <w:t>Bài 1. Phần cứng và phần mềm máy tính (Tiết 2)</w:t>
             </w:r>
           </w:p>
         </w:tc>
@@ -722,7 +722,7 @@
                 <w:i w:val="0"/>
                 <w:sz w:val="20"/>
               </w:rPr>
-              <w:t>Tiết 2 (1 tiết)</w:t>
+              <w:t>Tiết 2</w:t>
             </w:r>
           </w:p>
         </w:tc>
@@ -799,7 +799,7 @@
                 <w:i w:val="0"/>
                 <w:sz w:val="20"/>
               </w:rPr>
-              <w:t>Chủ đề A: Máy tính và em</w:t>
+              <w:t>Chủ đề 1: Máy tính và em</w:t>
             </w:r>
           </w:p>
         </w:tc>
@@ -818,7 +818,7 @@
                 <w:i w:val="0"/>
                 <w:sz w:val="20"/>
               </w:rPr>
-              <w:t>Bài 02: GÕ BÀN PHÍM ĐÚNG CÁCH (Tiết 1)</w:t>
+              <w:t>Bài 2. Gõ bàn phím đúng cách (Tiết 1)</w:t>
             </w:r>
           </w:p>
         </w:tc>
@@ -838,7 +838,7 @@
                 <w:i w:val="0"/>
                 <w:sz w:val="20"/>
               </w:rPr>
-              <w:t>Tiết 3 (1 tiết)</w:t>
+              <w:t>Tiết 3 (2 tiết)</w:t>
             </w:r>
           </w:p>
         </w:tc>
@@ -916,7 +916,7 @@
                 <w:i w:val="0"/>
                 <w:sz w:val="20"/>
               </w:rPr>
-              <w:t>Chủ đề A: Máy tính và em</w:t>
+              <w:t>Chủ đề 1: Máy tính và em</w:t>
             </w:r>
           </w:p>
         </w:tc>
@@ -935,7 +935,7 @@
                 <w:i w:val="0"/>
                 <w:sz w:val="20"/>
               </w:rPr>
-              <w:t>Bài 02: GÕ BÀN PHÍM ĐÚNG CÁCH (Tiết 2)</w:t>
+              <w:t>Bài 2. Gõ bàn phím đúng cách (Tiết 2)</w:t>
             </w:r>
           </w:p>
         </w:tc>
@@ -955,7 +955,7 @@
                 <w:i w:val="0"/>
                 <w:sz w:val="20"/>
               </w:rPr>
-              <w:t>Tiết 4 (1 tiết)</w:t>
+              <w:t>Tiết 4</w:t>
             </w:r>
           </w:p>
         </w:tc>
@@ -974,6 +974,7 @@
                 <w:i w:val="0"/>
                 <w:sz w:val="18"/>
               </w:rPr>
+              <w:t>NLS: Năng lực số 3.2 CB2a: HS gõ bằng mười ngón đúng hàng phím cơ sở, tự đếm lỗi và sửa lại</w:t>
             </w:r>
           </w:p>
         </w:tc>
@@ -1032,7 +1033,7 @@
                 <w:i w:val="0"/>
                 <w:sz w:val="20"/>
               </w:rPr>
-              <w:t>Chủ đề B: Mạng máy tính và Internet</w:t>
+              <w:t>Chủ đề 2: Mạng máy tính và Internet</w:t>
             </w:r>
           </w:p>
         </w:tc>
@@ -1051,7 +1052,7 @@
                 <w:i w:val="0"/>
                 <w:sz w:val="20"/>
               </w:rPr>
-              <w:t>Bài 03: THÔNG TIN TRÊN TRANG WEB (Tiết 1)</w:t>
+              <w:t>Bài 3. Thông tin trên trang web (Tiết 1)</w:t>
             </w:r>
           </w:p>
         </w:tc>
@@ -1071,7 +1072,7 @@
                 <w:i w:val="0"/>
                 <w:sz w:val="20"/>
               </w:rPr>
-              <w:t>Tiết 5 (1 tiết)</w:t>
+              <w:t>Tiết 5 (2 tiết)</w:t>
             </w:r>
           </w:p>
         </w:tc>
@@ -1090,7 +1091,7 @@
                 <w:i w:val="0"/>
                 <w:sz w:val="18"/>
               </w:rPr>
-              <w:t>NLS-KT (Cơ bản 2): Mở một trang web dành cho thiếu nhi, chỉ cho HS các thành phần.</w:t>
+              <w:t>Năng lực số 1.1 CB2c: HS gọi tên được các thành phần của một trang web và sử dụng liên kết để chuyển trang</w:t>
             </w:r>
           </w:p>
         </w:tc>
@@ -1149,7 +1150,7 @@
                 <w:i w:val="0"/>
                 <w:sz w:val="20"/>
               </w:rPr>
-              <w:t>Chủ đề B: Mạng máy tính và Internet</w:t>
+              <w:t>Chủ đề 2: Mạng máy tính và Internet</w:t>
             </w:r>
           </w:p>
         </w:tc>
@@ -1168,7 +1169,7 @@
                 <w:i w:val="0"/>
                 <w:sz w:val="20"/>
               </w:rPr>
-              <w:t>Bài 03: THÔNG TIN TRÊN TRANG WEB (Tiết 2)</w:t>
+              <w:t>Bài 3. Thông tin trên trang web (Tiết 2)</w:t>
             </w:r>
           </w:p>
         </w:tc>
@@ -1188,7 +1189,7 @@
                 <w:i w:val="0"/>
                 <w:sz w:val="20"/>
               </w:rPr>
-              <w:t>Tiết 6 (1 tiết)</w:t>
+              <w:t>Tiết 6</w:t>
             </w:r>
           </w:p>
         </w:tc>
@@ -1265,7 +1266,7 @@
                 <w:i w:val="0"/>
                 <w:sz w:val="20"/>
               </w:rPr>
-              <w:t>Chủ đề B: Mạng máy tính và Internet</w:t>
+              <w:t>Chủ đề 3: Tổ chức lưu trữ, tìm kiếm và trao đổi thông tin</w:t>
             </w:r>
           </w:p>
         </w:tc>
@@ -1284,7 +1285,7 @@
                 <w:i w:val="0"/>
                 <w:sz w:val="20"/>
               </w:rPr>
-              <w:t>Bài 04: TÌM KIẾM THÔNG TIN TRÊN INTERNET (Tiết 1)</w:t>
+              <w:t>Bài 4. Tìm kiếm thông tin trên Internet (Tiết 1)</w:t>
             </w:r>
           </w:p>
         </w:tc>
@@ -1304,7 +1305,7 @@
                 <w:i w:val="0"/>
                 <w:sz w:val="20"/>
               </w:rPr>
-              <w:t>Tiết 7 (1 tiết)</w:t>
+              <w:t>Tiết 7 (2 tiết)</w:t>
             </w:r>
           </w:p>
         </w:tc>
@@ -1382,7 +1383,7 @@
                 <w:i w:val="0"/>
                 <w:sz w:val="20"/>
               </w:rPr>
-              <w:t>Chủ đề B: Mạng máy tính và Internet</w:t>
+              <w:t>Chủ đề 3: Tổ chức lưu trữ, tìm kiếm và trao đổi thông tin</w:t>
             </w:r>
           </w:p>
         </w:tc>
@@ -1401,7 +1402,7 @@
                 <w:i w:val="0"/>
                 <w:sz w:val="20"/>
               </w:rPr>
-              <w:t>Bài 04: TÌM KIẾM THÔNG TIN TRÊN INTERNET (Tiết 2)</w:t>
+              <w:t>Bài 4. Tìm kiếm thông tin trên Internet (Tiết 2)</w:t>
             </w:r>
           </w:p>
         </w:tc>
@@ -1421,7 +1422,7 @@
                 <w:i w:val="0"/>
                 <w:sz w:val="20"/>
               </w:rPr>
-              <w:t>Tiết 8 (1 tiết)</w:t>
+              <w:t>Tiết 8</w:t>
             </w:r>
           </w:p>
         </w:tc>
@@ -1498,7 +1499,7 @@
                 <w:i w:val="0"/>
                 <w:sz w:val="20"/>
               </w:rPr>
-              <w:t>Chủ đề C: Tổ chức lưu trữ, tìm kiếm và trao đổi thông tin</w:t>
+              <w:t>Chủ đề 3: Tổ chức lưu trữ, tìm kiếm và trao đổi thông tin</w:t>
             </w:r>
           </w:p>
         </w:tc>
@@ -1517,7 +1518,7 @@
                 <w:i w:val="0"/>
                 <w:sz w:val="20"/>
               </w:rPr>
-              <w:t>Bài 05: THAO TÁC VỚI TỆP VÀ THƯ MỤC (Tiết 1)</w:t>
+              <w:t>Bài 5. Thao tác với tệp và thư mục (Tiết 1)</w:t>
             </w:r>
           </w:p>
         </w:tc>
@@ -1537,7 +1538,7 @@
                 <w:i w:val="0"/>
                 <w:sz w:val="20"/>
               </w:rPr>
-              <w:t>Tiết 9 (1 tiết)</w:t>
+              <w:t>Tiết 9 (2 tiết)</w:t>
             </w:r>
           </w:p>
         </w:tc>
@@ -1556,7 +1557,7 @@
                 <w:i w:val="0"/>
                 <w:sz w:val="18"/>
               </w:rPr>
-              <w:t>NLS-GQVĐ (Cơ bản 2): Hướng dẫn HS tạo thư mục riêng mang tên mình, đặt tên tệp dễ hiểu, sao chép.</w:t>
+              <w:t>NLS: Năng lực số 5.2 CB2b: HS tạo, đổi tên, sao chép, di chuyển được tệp và thư mục</w:t>
             </w:r>
           </w:p>
         </w:tc>
@@ -1615,7 +1616,7 @@
                 <w:i w:val="0"/>
                 <w:sz w:val="20"/>
               </w:rPr>
-              <w:t>Chủ đề C: Tổ chức lưu trữ, tìm kiếm và trao đổi thông tin</w:t>
+              <w:t>Chủ đề 3: Tổ chức lưu trữ, tìm kiếm và trao đổi thông tin</w:t>
             </w:r>
           </w:p>
         </w:tc>
@@ -1634,7 +1635,7 @@
                 <w:i w:val="0"/>
                 <w:sz w:val="20"/>
               </w:rPr>
-              <w:t>Bài 05: THAO TÁC VỚI TỆP VÀ THƯ MỤC (Tiết 2)</w:t>
+              <w:t>Bài 5. Thao tác với tệp và thư mục (Tiết 2)</w:t>
             </w:r>
           </w:p>
         </w:tc>
@@ -1654,7 +1655,7 @@
                 <w:i w:val="0"/>
                 <w:sz w:val="20"/>
               </w:rPr>
-              <w:t>Tiết 10 (1 tiết)</w:t>
+              <w:t>Tiết 10</w:t>
             </w:r>
           </w:p>
         </w:tc>
@@ -1731,7 +1732,7 @@
                 <w:i w:val="0"/>
                 <w:sz w:val="20"/>
               </w:rPr>
-              <w:t>Chủ đề D: Đạo đức, pháp luật và văn hoá trong môi trường số</w:t>
+              <w:t>Chủ đề 4: Đạo đức, pháp luật và văn hoá trong môi trường số</w:t>
             </w:r>
           </w:p>
         </w:tc>
@@ -1750,7 +1751,7 @@
                 <w:i w:val="0"/>
                 <w:sz w:val="20"/>
               </w:rPr>
-              <w:t>Bài 06: SỬ DỤNG PHẦN MỀM KHI ĐƯỢC PHÉP</w:t>
+              <w:t>Bài 6. Sử dụng phần mềm khi được phép</w:t>
             </w:r>
           </w:p>
         </w:tc>
@@ -1848,7 +1849,7 @@
                 <w:i w:val="0"/>
                 <w:sz w:val="20"/>
               </w:rPr>
-              <w:t>Chủ đề E: Ứng dụng tin học</w:t>
+              <w:t>Chủ đề 5: Ứng dụng tin học</w:t>
             </w:r>
           </w:p>
         </w:tc>
@@ -1867,7 +1868,7 @@
                 <w:i w:val="0"/>
                 <w:sz w:val="20"/>
               </w:rPr>
-              <w:t>Bài 07: TẠO BÀI TRÌNH CHIẾU (Tiết 1)</w:t>
+              <w:t>Bài 7. Tạo bài trình chiếu (Tiết 1)</w:t>
             </w:r>
           </w:p>
         </w:tc>
@@ -1887,7 +1888,7 @@
                 <w:i w:val="0"/>
                 <w:sz w:val="20"/>
               </w:rPr>
-              <w:t>Tiết 12 (1 tiết)</w:t>
+              <w:t>Tiết 12 (2 tiết)</w:t>
             </w:r>
           </w:p>
         </w:tc>
@@ -1906,7 +1907,7 @@
                 <w:i w:val="0"/>
                 <w:sz w:val="18"/>
               </w:rPr>
-              <w:t>NLS-ST (Cơ bản 2): Hướng dẫn HS thực hiện “Tạo bài trình chiếu”.</w:t>
+              <w:t>NLS: Năng lực số 3.2 CB2a: HS nghe góp ý của bạn và sửa lại sản phẩm của mình</w:t>
             </w:r>
           </w:p>
           <w:p>
@@ -1978,7 +1979,7 @@
                 <w:i w:val="0"/>
                 <w:sz w:val="20"/>
               </w:rPr>
-              <w:t>Chủ đề E: Ứng dụng tin học</w:t>
+              <w:t>Chủ đề 5: Ứng dụng tin học</w:t>
             </w:r>
           </w:p>
         </w:tc>
@@ -1997,7 +1998,7 @@
                 <w:i w:val="0"/>
                 <w:sz w:val="20"/>
               </w:rPr>
-              <w:t>Bài 07: TẠO BÀI TRÌNH CHIẾU (Tiết 2)</w:t>
+              <w:t>Bài 7. Tạo bài trình chiếu (Tiết 2)</w:t>
             </w:r>
           </w:p>
         </w:tc>
@@ -2017,7 +2018,7 @@
                 <w:i w:val="0"/>
                 <w:sz w:val="20"/>
               </w:rPr>
-              <w:t>Tiết 13 (1 tiết)</w:t>
+              <w:t>Tiết 13</w:t>
             </w:r>
           </w:p>
         </w:tc>
@@ -2094,7 +2095,7 @@
                 <w:i w:val="0"/>
                 <w:sz w:val="20"/>
               </w:rPr>
-              <w:t>Chủ đề E: Ứng dụng tin học</w:t>
+              <w:t>Chủ đề 5: Ứng dụng tin học</w:t>
             </w:r>
           </w:p>
         </w:tc>
@@ -2113,7 +2114,7 @@
                 <w:i w:val="0"/>
                 <w:sz w:val="20"/>
               </w:rPr>
-              <w:t>Bài 08: ĐỊNH DẠNG VĂN BẢN TRÊN TRANG CHIẾU (Tiết 1)</w:t>
+              <w:t>Bài 8. Định dạng văn bản trên trang chiếu (Tiết 1)</w:t>
             </w:r>
           </w:p>
         </w:tc>
@@ -2133,7 +2134,7 @@
                 <w:i w:val="0"/>
                 <w:sz w:val="20"/>
               </w:rPr>
-              <w:t>Tiết 14 (1 tiết)</w:t>
+              <w:t>Tiết 14 (2 tiết)</w:t>
             </w:r>
           </w:p>
         </w:tc>
@@ -2211,7 +2212,7 @@
                 <w:i w:val="0"/>
                 <w:sz w:val="20"/>
               </w:rPr>
-              <w:t>Chủ đề E: Ứng dụng tin học</w:t>
+              <w:t>Chủ đề 5: Ứng dụng tin học</w:t>
             </w:r>
           </w:p>
         </w:tc>
@@ -2230,7 +2231,7 @@
                 <w:i w:val="0"/>
                 <w:sz w:val="20"/>
               </w:rPr>
-              <w:t>Bài 08: ĐỊNH DẠNG VĂN BẢN TRÊN TRANG CHIẾU (Tiết 2)</w:t>
+              <w:t>Bài 8. Định dạng văn bản trên trang chiếu (Tiết 2)</w:t>
             </w:r>
           </w:p>
         </w:tc>
@@ -2250,7 +2251,7 @@
                 <w:i w:val="0"/>
                 <w:sz w:val="20"/>
               </w:rPr>
-              <w:t>Tiết 15 (1 tiết)</w:t>
+              <w:t>Tiết 15</w:t>
             </w:r>
           </w:p>
         </w:tc>
@@ -2327,7 +2328,7 @@
                 <w:i w:val="0"/>
                 <w:sz w:val="20"/>
               </w:rPr>
-              <w:t>Chủ đề E: Ứng dụng tin học</w:t>
+              <w:t>Chủ đề 5: Ứng dụng tin học</w:t>
             </w:r>
           </w:p>
         </w:tc>
@@ -2346,7 +2347,7 @@
                 <w:i w:val="0"/>
                 <w:sz w:val="20"/>
               </w:rPr>
-              <w:t>Bài 09: HIỆU ỨNG CHUYỂN TRANG (Tiết 1)</w:t>
+              <w:t>Bài 9. Hiệu ứng chuyển trang (Tiết 1)</w:t>
             </w:r>
           </w:p>
         </w:tc>
@@ -2366,7 +2367,7 @@
                 <w:i w:val="0"/>
                 <w:sz w:val="20"/>
               </w:rPr>
-              <w:t>Tiết 16 (1 tiết)</w:t>
+              <w:t>Tiết 16 (2 tiết)</w:t>
             </w:r>
           </w:p>
         </w:tc>
@@ -2385,7 +2386,7 @@
                 <w:i w:val="0"/>
                 <w:sz w:val="18"/>
               </w:rPr>
-              <w:t>NLS-GT (Cơ bản 2): HS trình bày bài hoàn chỉnh trước lớp, tập nói theo trang chiếu chứ không đọc nguyên chữ trên màn hình.</w:t>
+              <w:t>NLS: Năng lực số 3.1 CB2a: HS đặt được hiệu ứng chuyển trang phù hợp và trình bày bài trước lớp</w:t>
             </w:r>
           </w:p>
         </w:tc>
@@ -2444,7 +2445,7 @@
                 <w:i w:val="0"/>
                 <w:sz w:val="20"/>
               </w:rPr>
-              <w:t>Ôn tập, kiểm tra, đánh giá</w:t>
+              <w:t>Chủ đề 5: Ứng dụng tin học</w:t>
             </w:r>
           </w:p>
         </w:tc>
@@ -2463,7 +2464,7 @@
                 <w:i w:val="0"/>
                 <w:sz w:val="20"/>
               </w:rPr>
-              <w:t>ÔN TẬP CUỐI HỌC KÌ I</w:t>
+              <w:t>Bài 9. Hiệu ứng chuyển trang (Tiết 2)</w:t>
             </w:r>
           </w:p>
         </w:tc>
@@ -2483,7 +2484,7 @@
                 <w:i w:val="0"/>
                 <w:sz w:val="20"/>
               </w:rPr>
-              <w:t>Tiết 17 (1 tiết)</w:t>
+              <w:t>Tiết 17</w:t>
             </w:r>
           </w:p>
         </w:tc>
@@ -2579,7 +2580,7 @@
                 <w:i w:val="0"/>
                 <w:sz w:val="20"/>
               </w:rPr>
-              <w:t>KIỂM TRA CUỐI HỌC KÌ I</w:t>
+              <w:t>Ôn tập học kì I</w:t>
             </w:r>
           </w:p>
         </w:tc>
@@ -2700,7 +2701,7 @@
                 <w:i w:val="0"/>
                 <w:sz w:val="20"/>
               </w:rPr>
-              <w:t>Chủ đề E: Ứng dụng tin học</w:t>
+              <w:t>Ôn tập, kiểm tra, đánh giá</w:t>
             </w:r>
           </w:p>
         </w:tc>
@@ -2719,7 +2720,7 @@
                 <w:i w:val="0"/>
                 <w:sz w:val="20"/>
               </w:rPr>
-              <w:t>Bài 09: HIỆU ỨNG CHUYỂN TRANG (Tiết 2)</w:t>
+              <w:t>Kiểm tra định kì cuối học kì I</w:t>
             </w:r>
           </w:p>
         </w:tc>
@@ -2816,7 +2817,7 @@
                 <w:i w:val="0"/>
                 <w:sz w:val="20"/>
               </w:rPr>
-              <w:t>Chủ đề E: Ứng dụng tin học</w:t>
+              <w:t>Chủ đề 5: Ứng dụng tin học</w:t>
             </w:r>
           </w:p>
         </w:tc>
@@ -2835,7 +2836,7 @@
                 <w:i w:val="0"/>
                 <w:sz w:val="20"/>
               </w:rPr>
-              <w:t>Bài 10: PHẦN MỀM SOẠN THẢO VĂN BẢN (Tiết 1)</w:t>
+              <w:t>Bài 10. Phần mềm soạn thảo văn bản (Tiết 1)</w:t>
             </w:r>
           </w:p>
         </w:tc>
@@ -2855,7 +2856,7 @@
                 <w:i w:val="0"/>
                 <w:sz w:val="20"/>
               </w:rPr>
-              <w:t>Tiết 20 (1 tiết)</w:t>
+              <w:t>Tiết 20 (2 tiết)</w:t>
             </w:r>
           </w:p>
         </w:tc>
@@ -2874,7 +2875,7 @@
                 <w:i w:val="0"/>
                 <w:sz w:val="18"/>
               </w:rPr>
-              <w:t>NLS-ST (Cơ bản 2): Hướng dẫn HS mở phần mềm soạn thảo, gõ một đoạn văn ngắn của mình.</w:t>
+              <w:t>Năng lực số 3.1 CB2a: HS gõ, lưu và mở lại được một văn bản của mình bằng phần mềm soạn thảo</w:t>
             </w:r>
           </w:p>
         </w:tc>
@@ -2933,7 +2934,7 @@
                 <w:i w:val="0"/>
                 <w:sz w:val="20"/>
               </w:rPr>
-              <w:t>Chủ đề E: Ứng dụng tin học</w:t>
+              <w:t>Chủ đề 5: Ứng dụng tin học</w:t>
             </w:r>
           </w:p>
         </w:tc>
@@ -2952,7 +2953,7 @@
                 <w:i w:val="0"/>
                 <w:sz w:val="20"/>
               </w:rPr>
-              <w:t>Bài 10: PHẦN MỀM SOẠN THẢO VĂN BẢN (Tiết 2)</w:t>
+              <w:t>Bài 10. Phần mềm soạn thảo văn bản (Tiết 2)</w:t>
             </w:r>
           </w:p>
         </w:tc>
@@ -2972,7 +2973,7 @@
                 <w:i w:val="0"/>
                 <w:sz w:val="20"/>
               </w:rPr>
-              <w:t>Tiết 21 (1 tiết)</w:t>
+              <w:t>Tiết 21</w:t>
             </w:r>
           </w:p>
         </w:tc>
@@ -3049,7 +3050,7 @@
                 <w:i w:val="0"/>
                 <w:sz w:val="20"/>
               </w:rPr>
-              <w:t>Chủ đề E: Ứng dụng tin học</w:t>
+              <w:t>Chủ đề 5: Ứng dụng tin học</w:t>
             </w:r>
           </w:p>
         </w:tc>
@@ -3068,7 +3069,7 @@
                 <w:i w:val="0"/>
                 <w:sz w:val="20"/>
               </w:rPr>
-              <w:t>Bài 11: CHỈNH SỬA VĂN BẢN (Tiết 1)</w:t>
+              <w:t>Bài 11. Chỉnh sửa văn bản (Tiết 1)</w:t>
             </w:r>
           </w:p>
         </w:tc>
@@ -3088,7 +3089,7 @@
                 <w:i w:val="0"/>
                 <w:sz w:val="20"/>
               </w:rPr>
-              <w:t>Tiết 22 (1 tiết)</w:t>
+              <w:t>Tiết 22 (2 tiết)</w:t>
             </w:r>
           </w:p>
         </w:tc>
@@ -3107,7 +3108,7 @@
                 <w:i w:val="0"/>
                 <w:sz w:val="18"/>
               </w:rPr>
-              <w:t>NLS-GQVĐ (Cơ bản 2): HS dùng chức năng gợi ý lỗi chính tả của phần mềm.</w:t>
+              <w:t>Năng lực số 3.1 CB2a: HS chọn, xoá, chèn, sao chép, di chuyển được đoạn văn bản và huỷ thao tác khi làm nhầm</w:t>
             </w:r>
           </w:p>
         </w:tc>
@@ -3166,7 +3167,7 @@
                 <w:i w:val="0"/>
                 <w:sz w:val="20"/>
               </w:rPr>
-              <w:t>Chủ đề E: Ứng dụng tin học</w:t>
+              <w:t>Chủ đề 5: Ứng dụng tin học</w:t>
             </w:r>
           </w:p>
         </w:tc>
@@ -3185,7 +3186,7 @@
                 <w:i w:val="0"/>
                 <w:sz w:val="20"/>
               </w:rPr>
-              <w:t>Bài 11: CHỈNH SỬA VĂN BẢN (Tiết 2)</w:t>
+              <w:t>Bài 11. Chỉnh sửa văn bản (Tiết 2)</w:t>
             </w:r>
           </w:p>
         </w:tc>
@@ -3205,7 +3206,7 @@
                 <w:i w:val="0"/>
                 <w:sz w:val="20"/>
               </w:rPr>
-              <w:t>Tiết 23 (1 tiết)</w:t>
+              <w:t>Tiết 23</w:t>
             </w:r>
           </w:p>
         </w:tc>
@@ -3282,7 +3283,7 @@
                 <w:i w:val="0"/>
                 <w:sz w:val="20"/>
               </w:rPr>
-              <w:t>Chủ đề E: Ứng dụng tin học</w:t>
+              <w:t>Chủ đề 5: Ứng dụng tin học</w:t>
             </w:r>
           </w:p>
         </w:tc>
@@ -3301,7 +3302,7 @@
                 <w:i w:val="0"/>
                 <w:sz w:val="20"/>
               </w:rPr>
-              <w:t>Bài 12B: PHẦN MỀM LUYỆN TẬP GÕ BÀN PHÍM (Tiết 1)</w:t>
+              <w:t>Bài 12B. Phần mềm luyện gõ bàn phím (Tiết 1)</w:t>
             </w:r>
           </w:p>
         </w:tc>
@@ -3321,7 +3322,7 @@
                 <w:i w:val="0"/>
                 <w:sz w:val="20"/>
               </w:rPr>
-              <w:t>Tiết 24 (1 tiết)</w:t>
+              <w:t>Tiết 24 (2 tiết)</w:t>
             </w:r>
           </w:p>
         </w:tc>
@@ -3340,7 +3341,7 @@
                 <w:i w:val="0"/>
                 <w:sz w:val="18"/>
               </w:rPr>
-              <w:t>NLS-ST (Cơ bản 2): Hướng dẫn HS đặt tay đúng hàng phím cơ sở.</w:t>
+              <w:t>NLS: Năng lực số 3.2 CB2a: HS gõ bằng mười ngón đúng hàng phím cơ sở, tự đếm lỗi và sửa lại</w:t>
             </w:r>
           </w:p>
         </w:tc>
@@ -3399,7 +3400,7 @@
                 <w:i w:val="0"/>
                 <w:sz w:val="20"/>
               </w:rPr>
-              <w:t>Chủ đề E: Ứng dụng tin học</w:t>
+              <w:t>Chủ đề 5: Ứng dụng tin học</w:t>
             </w:r>
           </w:p>
         </w:tc>
@@ -3418,7 +3419,7 @@
                 <w:i w:val="0"/>
                 <w:sz w:val="20"/>
               </w:rPr>
-              <w:t>Bài 12B: PHẦN MỀM LUYỆN TẬP GÕ BÀN PHÍM (Tiết 2)</w:t>
+              <w:t>Bài 12B. Phần mềm luyện gõ bàn phím (Tiết 2)</w:t>
             </w:r>
           </w:p>
         </w:tc>
@@ -3438,7 +3439,7 @@
                 <w:i w:val="0"/>
                 <w:sz w:val="20"/>
               </w:rPr>
-              <w:t>Tiết 25 (1 tiết)</w:t>
+              <w:t>Tiết 25</w:t>
             </w:r>
           </w:p>
         </w:tc>
@@ -3515,7 +3516,7 @@
                 <w:i w:val="0"/>
                 <w:sz w:val="20"/>
               </w:rPr>
-              <w:t>Chủ đề E: Ứng dụng tin học</w:t>
+              <w:t>Chủ đề 6: Giải quyết vấn đề với sự trợ giúp của máy tính</w:t>
             </w:r>
           </w:p>
         </w:tc>
@@ -3534,7 +3535,7 @@
                 <w:i w:val="0"/>
                 <w:sz w:val="20"/>
               </w:rPr>
-              <w:t>Bài 13: CHƠI VỚI MÁY TÍNH (Tiết 1)</w:t>
+              <w:t>Bài 13. Chơi với máy tính (Tiết 1)</w:t>
             </w:r>
           </w:p>
         </w:tc>
@@ -3554,7 +3555,7 @@
                 <w:i w:val="0"/>
                 <w:sz w:val="20"/>
               </w:rPr>
-              <w:t>Tiết 26 (1 tiết)</w:t>
+              <w:t>Tiết 26 (2 tiết)</w:t>
             </w:r>
           </w:p>
         </w:tc>
@@ -3632,7 +3633,7 @@
                 <w:i w:val="0"/>
                 <w:sz w:val="20"/>
               </w:rPr>
-              <w:t>Chủ đề E: Ứng dụng tin học</w:t>
+              <w:t>Chủ đề 6: Giải quyết vấn đề với sự trợ giúp của máy tính</w:t>
             </w:r>
           </w:p>
         </w:tc>
@@ -3651,7 +3652,7 @@
                 <w:i w:val="0"/>
                 <w:sz w:val="20"/>
               </w:rPr>
-              <w:t>Bài 13: CHƠI VỚI MÁY TÍNH (Tiết 2)</w:t>
+              <w:t>Bài 13. Chơi với máy tính (Tiết 2)</w:t>
             </w:r>
           </w:p>
         </w:tc>
@@ -3671,7 +3672,7 @@
                 <w:i w:val="0"/>
                 <w:sz w:val="20"/>
               </w:rPr>
-              <w:t>Tiết 27 (1 tiết)</w:t>
+              <w:t>Tiết 27</w:t>
             </w:r>
           </w:p>
         </w:tc>
@@ -3748,7 +3749,7 @@
                 <w:i w:val="0"/>
                 <w:sz w:val="20"/>
               </w:rPr>
-              <w:t>Chủ đề F: Giải quyết vấn đề với sự trợ giúp của máy tính</w:t>
+              <w:t>Chủ đề 6: Giải quyết vấn đề với sự trợ giúp của máy tính</w:t>
             </w:r>
           </w:p>
         </w:tc>
@@ -3767,7 +3768,7 @@
                 <w:i w:val="0"/>
                 <w:sz w:val="20"/>
               </w:rPr>
-              <w:t>Bài 14: KHÁM PHÁ MÔI TRƯỜNG LẬP TRÌNH TRỰC QUAN (Tiết 1)</w:t>
+              <w:t>Bài 14. Khám phá môi trường lập trình trực quan (Tiết 1)</w:t>
             </w:r>
           </w:p>
         </w:tc>
@@ -3787,7 +3788,7 @@
                 <w:i w:val="0"/>
                 <w:sz w:val="20"/>
               </w:rPr>
-              <w:t>Tiết 28 (1 tiết)</w:t>
+              <w:t>Tiết 28 (2 tiết)</w:t>
             </w:r>
           </w:p>
         </w:tc>
@@ -3865,7 +3866,7 @@
                 <w:i w:val="0"/>
                 <w:sz w:val="20"/>
               </w:rPr>
-              <w:t>Chủ đề F: Giải quyết vấn đề với sự trợ giúp của máy tính</w:t>
+              <w:t>Chủ đề 6: Giải quyết vấn đề với sự trợ giúp của máy tính</w:t>
             </w:r>
           </w:p>
         </w:tc>
@@ -3884,7 +3885,7 @@
                 <w:i w:val="0"/>
                 <w:sz w:val="20"/>
               </w:rPr>
-              <w:t>Bài 14: KHÁM PHÁ MÔI TRƯỜNG LẬP TRÌNH TRỰC QUAN (Tiết 2)</w:t>
+              <w:t>Bài 14. Khám phá môi trường lập trình trực quan (Tiết 2)</w:t>
             </w:r>
           </w:p>
         </w:tc>
@@ -3904,7 +3905,7 @@
                 <w:i w:val="0"/>
                 <w:sz w:val="20"/>
               </w:rPr>
-              <w:t>Tiết 29 (1 tiết)</w:t>
+              <w:t>Tiết 29</w:t>
             </w:r>
           </w:p>
         </w:tc>
@@ -3923,6 +3924,7 @@
                 <w:i w:val="0"/>
                 <w:sz w:val="18"/>
               </w:rPr>
+              <w:t>Năng lực số 5.2 CB2b: HS kéo thả và ghép được các khối lệnh, cho nhân vật thực hiện đúng ý mình</w:t>
             </w:r>
           </w:p>
         </w:tc>
@@ -3981,7 +3983,7 @@
                 <w:i w:val="0"/>
                 <w:sz w:val="20"/>
               </w:rPr>
-              <w:t>Chủ đề F: Giải quyết vấn đề với sự trợ giúp của máy tính</w:t>
+              <w:t>Chủ đề 6: Giải quyết vấn đề với sự trợ giúp của máy tính</w:t>
             </w:r>
           </w:p>
         </w:tc>
@@ -4000,7 +4002,7 @@
                 <w:i w:val="0"/>
                 <w:sz w:val="20"/>
               </w:rPr>
-              <w:t>Bài 15: TẠO CHƯƠNG TRÌNH MÁY TÍNH ĐỂ DIỄN TẢ Ý TƯỞNG (Tiết 1)</w:t>
+              <w:t>Bài 15. Tạo chương trình máy tính để diễn tả ý tưởng (Tiết 1)</w:t>
             </w:r>
           </w:p>
         </w:tc>
@@ -4020,7 +4022,7 @@
                 <w:i w:val="0"/>
                 <w:sz w:val="20"/>
               </w:rPr>
-              <w:t>Tiết 30 (1 tiết)</w:t>
+              <w:t>Tiết 30 (2 tiết)</w:t>
             </w:r>
           </w:p>
         </w:tc>
@@ -4098,7 +4100,7 @@
                 <w:i w:val="0"/>
                 <w:sz w:val="20"/>
               </w:rPr>
-              <w:t>Chủ đề F: Giải quyết vấn đề với sự trợ giúp của máy tính</w:t>
+              <w:t>Chủ đề 6: Giải quyết vấn đề với sự trợ giúp của máy tính</w:t>
             </w:r>
           </w:p>
         </w:tc>
@@ -4117,7 +4119,7 @@
                 <w:i w:val="0"/>
                 <w:sz w:val="20"/>
               </w:rPr>
-              <w:t>Bài 15: TẠO CHƯƠNG TRÌNH MÁY TÍNH ĐỂ DIỄN TẢ Ý TƯỞNG (Tiết 2)</w:t>
+              <w:t>Bài 15. Tạo chương trình máy tính để diễn tả ý tưởng (Tiết 2)</w:t>
             </w:r>
           </w:p>
         </w:tc>
@@ -4137,7 +4139,7 @@
                 <w:i w:val="0"/>
                 <w:sz w:val="20"/>
               </w:rPr>
-              <w:t>Tiết 31 (1 tiết)</w:t>
+              <w:t>Tiết 31</w:t>
             </w:r>
           </w:p>
         </w:tc>
@@ -4156,6 +4158,7 @@
                 <w:i w:val="0"/>
                 <w:sz w:val="18"/>
               </w:rPr>
+              <w:t>Năng lực số 3.4 CB2a: HS tạo được một chương trình đơn giản diễn tả ý tưởng của mình và chạy thử, sửa lỗi</w:t>
             </w:r>
           </w:p>
         </w:tc>
@@ -4214,7 +4217,7 @@
                 <w:i w:val="0"/>
                 <w:sz w:val="20"/>
               </w:rPr>
-              <w:t>Chủ đề F: Giải quyết vấn đề với sự trợ giúp của máy tính</w:t>
+              <w:t>Chủ đề 6: Giải quyết vấn đề với sự trợ giúp của máy tính</w:t>
             </w:r>
           </w:p>
         </w:tc>
@@ -4233,7 +4236,7 @@
                 <w:i w:val="0"/>
                 <w:sz w:val="20"/>
               </w:rPr>
-              <w:t>Bài 16: CHƯƠNG TRÌNH CỦA EM (Tiết 1)</w:t>
+              <w:t>Bài 16. Chương trình của em (Tiết 1)</w:t>
             </w:r>
           </w:p>
         </w:tc>
@@ -4253,7 +4256,7 @@
                 <w:i w:val="0"/>
                 <w:sz w:val="20"/>
               </w:rPr>
-              <w:t>Tiết 32 (1 tiết)</w:t>
+              <w:t>Tiết 32 (2 tiết)</w:t>
             </w:r>
           </w:p>
         </w:tc>
@@ -4285,7 +4288,7 @@
                 <w:i w:val="0"/>
                 <w:sz w:val="18"/>
               </w:rPr>
-              <w:t>NLS-GQVĐ (Cơ bản 2): Khi chương trình chạy chưa đúng, HS chia nhỏ để tìm lỗi.</w:t>
+              <w:t>Năng lực số 3.4 CB2a: HS tạo được một chương trình đơn giản diễn tả ý tưởng của mình và chạy thử, sửa lỗi.</w:t>
             </w:r>
           </w:p>
         </w:tc>
@@ -4344,7 +4347,7 @@
                 <w:i w:val="0"/>
                 <w:sz w:val="20"/>
               </w:rPr>
-              <w:t>Chủ đề F: Giải quyết vấn đề với sự trợ giúp của máy tính</w:t>
+              <w:t>Chủ đề 6: Giải quyết vấn đề với sự trợ giúp của máy tính</w:t>
             </w:r>
           </w:p>
         </w:tc>
@@ -4363,7 +4366,7 @@
                 <w:i w:val="0"/>
                 <w:sz w:val="20"/>
               </w:rPr>
-              <w:t>Bài 16: CHƯƠNG TRÌNH CỦA EM (Tiết 2)</w:t>
+              <w:t>Bài 16. Chương trình của em (Tiết 2)</w:t>
             </w:r>
           </w:p>
         </w:tc>
@@ -4383,7 +4386,7 @@
                 <w:i w:val="0"/>
                 <w:sz w:val="20"/>
               </w:rPr>
-              <w:t>Tiết 33 (1 tiết)</w:t>
+              <w:t>Tiết 33</w:t>
             </w:r>
           </w:p>
         </w:tc>
@@ -4480,7 +4483,7 @@
                 <w:i w:val="0"/>
                 <w:sz w:val="20"/>
               </w:rPr>
-              <w:t>ÔN TẬP CUỐI HỌC KÌ II</w:t>
+              <w:t>Ôn tập cuối năm</w:t>
             </w:r>
           </w:p>
         </w:tc>
@@ -4596,7 +4599,7 @@
                 <w:i w:val="0"/>
                 <w:sz w:val="20"/>
               </w:rPr>
-              <w:t>KIỂM TRA CUỐI HỌC KÌ II</w:t>
+              <w:t>Kiểm tra định kì cuối năm học</w:t>
             </w:r>
           </w:p>
         </w:tc>

--- a/assets/docs/lop4/Tin hoc - Lop 4.docx
+++ b/assets/docs/lop4/Tin hoc - Lop 4.docx
@@ -2619,6 +2619,7 @@
                 <w:i w:val="0"/>
                 <w:sz w:val="18"/>
               </w:rPr>
+              <w:t>NLS: Năng lực số 3.2 CB2a: HS hoàn thiện được một sản phẩm số của mình và nêu rõ điểm đã sửa</w:t>
             </w:r>
           </w:p>
         </w:tc>
@@ -4522,6 +4523,7 @@
                 <w:i w:val="0"/>
                 <w:sz w:val="18"/>
               </w:rPr>
+              <w:t>NLS: Năng lực số 3.2 CB2a: HS hoàn thiện được một sản phẩm số của mình và nêu rõ điểm đã sửa</w:t>
             </w:r>
           </w:p>
         </w:tc>

--- a/assets/docs/lop4/Tin hoc - Lop 4.docx
+++ b/assets/docs/lop4/Tin hoc - Lop 4.docx
@@ -857,7 +857,20 @@
                 <w:i w:val="0"/>
                 <w:sz w:val="18"/>
               </w:rPr>
-              <w:t>NLS-ST (Cơ bản 2): Ở bài “Gõ bàn phím đúng cách”.</w:t>
+              <w:t>Năng lực số Miền 3 (Cơ bản, bậc 2): Ở bài “Gõ bàn phím đúng cách”, GV hướng dẫn HS đặt tay đúng hàng phím cơ sở và gõ bằng mười ngón; HS gõ một đoạn ngắn cho sẵn, tự đếm số lỗi; HS chỉ ra chỗ khác nhau ở lưng, khoảng cách mắt</w:t>
+            </w:r>
+          </w:p>
+          <w:p>
+            <w:pPr>
+              <w:spacing w:after="0"/>
+            </w:pPr>
+            <w:r>
+              <w:rPr>
+                <w:b w:val="0"/>
+                <w:i w:val="0"/>
+                <w:sz w:val="18"/>
+              </w:rPr>
+              <w:t>NLS: Năng lực số Miền 5 (Cơ bản, bậc 2): GV chiếu hai ảnh tư thế ngồi máy: một đúng, một sai</w:t>
             </w:r>
           </w:p>
         </w:tc>
@@ -1324,7 +1337,20 @@
                 <w:i w:val="0"/>
                 <w:sz w:val="18"/>
               </w:rPr>
-              <w:t>AI-NB (Nhận biết): Chỉ cho HS thấy phần trả lời tóm tắt do máy tự sinh đặt ở đầu trang kết quả.</w:t>
+              <w:t>Năng lực số Miền 1 (Cơ bản, bậc 2): GV hướng dẫn HS chọn từ khoá ngắn, đúng trọng tâm cho một câu hỏi cụ thể; HS gõ từ khoá; Năng lực số Miền 1 (Cơ bản, bậc 2): HS đối chiếu thông tin tìm được ở ít nhất hai trang và với SGK; ghi lại tên trang đã lấy thông tin vào phiếu để biết mình đang tin vào nguồn nào; Năng lực số Miền 6 (Cơ bản, bậc 2): GV chỉ cho HS thấy phần trả lời tóm tắt do máy tự sinh đặt ở đầu trang kết quả</w:t>
+            </w:r>
+          </w:p>
+          <w:p>
+            <w:pPr>
+              <w:spacing w:after="0"/>
+            </w:pPr>
+            <w:r>
+              <w:rPr>
+                <w:b w:val="0"/>
+                <w:i w:val="0"/>
+                <w:sz w:val="18"/>
+              </w:rPr>
+              <w:t>AI-NB: nêu rõ đó là do trí tuệ nhân tạo viết</w:t>
             </w:r>
           </w:p>
         </w:tc>
@@ -1790,7 +1816,7 @@
                 <w:i w:val="0"/>
                 <w:sz w:val="18"/>
               </w:rPr>
-              <w:t>NLS-KT (Cơ bản 2): Cho HS quan sát cửa sổ giấy phép hiện ra khi cài một phần mềm, chỉ chỗ ghi phần mềm dùng miễn phí hay phải mua.</w:t>
+              <w:t>Năng lực số Miền 1 (Cơ bản, bậc 2): GV cho HS quan sát cửa sổ giấy phép hiện ra khi cài một phần mềm, chỉ chỗ ghi phần mềm dùng miễn phí hay phải mua; Năng lực số Miền 3 (Cơ bản, bậc 2): GV nêu công sức của người viết phần mềm, người vẽ tranh, người viết truyện; HS liên hệ với sản phẩm của chính mình: nếu bài mình làm bị bạn lấy đem nộp thì…</w:t>
             </w:r>
           </w:p>
         </w:tc>
@@ -2153,7 +2179,7 @@
                 <w:i w:val="0"/>
                 <w:sz w:val="18"/>
               </w:rPr>
-              <w:t>NLS-ST (Cơ bản 2): Cho HS so sánh hai trang chiếu cùng nội dung.</w:t>
+              <w:t>Năng lực số Miền 3 (Cơ bản, bậc 2): GV cho HS so sánh hai trang chiếu cùng nội dung: một trang chữ nhỏ, nhiều màu loè loẹt và một trang chữ to, màu tương phản rõ; Năng lực số Miền 3 (Cơ bản, bậc 2): HS định dạng lại bài trình chiếu của mình: chỉnh cỡ chữ tiêu đề và nội dung, chọn màu chữ nổi trên nền, căn lề cho thẳng, bỏ bớt chữ thừa</w:t>
             </w:r>
           </w:p>
         </w:tc>
@@ -3575,7 +3601,7 @@
                 <w:i w:val="0"/>
                 <w:sz w:val="18"/>
               </w:rPr>
-              <w:t>NLS-GQVĐ (Cơ bản 2): Chọn phần mềm trò chơi mang tính học tập (xếp hình, luyện gõ, giải đố, tìm đường).</w:t>
+              <w:t>Năng lực số Miền 5 (Cơ bản, bậc 2): GV chọn phần mềm trò chơi mang tính học tập (xếp hình, luyện gõ, giải đố, tìm đường); HS chơi và nêu trò chơi đó rèn cho mình kĩ năng gì; Năng lực số Miền 2 (Cơ bản, bậc 2): HS thoả thuận với bạn luật chơi và thứ tự lượt khi dùng chung một máy; giữ thái độ vui vẻ khi thắng, bình tĩnh khi thua, không tranh giành chuột và bàn phím</w:t>
             </w:r>
           </w:p>
         </w:tc>
@@ -3808,7 +3834,7 @@
                 <w:i w:val="0"/>
                 <w:sz w:val="18"/>
               </w:rPr>
-              <w:t>NLS-GQVĐ (Cơ bản 2): Giới thiệu màn hình phần mềm lập trình trực quan.</w:t>
+              <w:t>Năng lực số Miền 5 (Cơ bản, bậc 2): GV giới thiệu màn hình phần mềm lập trình trực quan: khu vực khối lệnh, khu vực ghép lệnh, sân khấu và nhân vật; HS kéo thả vài khối lệnh di chuyển, xoay; Năng lực số Miền 5 (Cơ bản, bậc 2): HS thử đổi thứ tự các khối lệnh rồi chạy lại để thấy máy làm đúng theo thứ tự mình xếp; sai ở đâu sửa ở đó, chạy lại không tốn gì</w:t>
             </w:r>
           </w:p>
         </w:tc>
@@ -4042,7 +4068,7 @@
                 <w:i w:val="0"/>
                 <w:sz w:val="18"/>
               </w:rPr>
-              <w:t>NLS-ST (Cơ bản 2): HS diễn tả một ý tưởng của mình thành chương trình cho “Tạo chương trình máy tính để diễn tả ý tưởng”.</w:t>
+              <w:t>Năng lực số Miền 3 (Cơ bản, bậc 2): HS diễn tả một ý tưởng của mình thành chương trình cho “Tạo chương trình máy tính để diễn tả ý tưởng”: chọn nhân vật, phông nền; Năng lực số Miền 5 (Cơ bản, bậc 2): Khi chương trình chạy chưa đúng, HS chia nhỏ để tìm lỗi: chạy từng phần, kiểm tra thứ tự lệnh, đổi giá trị thời gian và bước đi; Năng lực số Miền 2 (Cơ bản, bậc 2): HS giới thiệu chương trình của mình trước lớp, nghe bạn góp ý và ghi lại một điều mình sẽ cải tiến ở lần sau</w:t>
             </w:r>
           </w:p>
         </w:tc>

--- a/assets/docs/lop4/Tin hoc - Lop 4.docx
+++ b/assets/docs/lop4/Tin hoc - Lop 4.docx
@@ -3834,7 +3834,7 @@
                 <w:i w:val="0"/>
                 <w:sz w:val="18"/>
               </w:rPr>
-              <w:t>Năng lực số Miền 5 (Cơ bản, bậc 2): GV giới thiệu màn hình phần mềm lập trình trực quan: khu vực khối lệnh, khu vực ghép lệnh, sân khấu và nhân vật; HS kéo thả vài khối lệnh di chuyển, xoay; Năng lực số Miền 5 (Cơ bản, bậc 2): HS thử đổi thứ tự các khối lệnh rồi chạy lại để thấy máy làm đúng theo thứ tự mình xếp; sai ở đâu sửa ở đó, chạy lại không tốn gì</w:t>
+              <w:t>Năng lực số Miền 5 (Cơ bản, bậc 2): GV giới thiệu màn hình phần mềm lập trình trực quan: khu vực khối lệnh, khu vực ghép lệnh, sân khấu và nhân vật; HS kéo thả vài khối lệnh di chuyển, xoay; Năng lực số Miền 5 (Cơ bản, bậc 2): HS thử đổi thứ tự các khối lệnh rồi chạy lại để thấy máy làm đúng theo thứ tự mình xếp — sai ở đâu sửa ở đó, chạy lại không tốn gì</w:t>
             </w:r>
           </w:p>
         </w:tc>
